--- a/designs/rd2/UBS_PRESSURE_29_CHATS_columns.docx
+++ b/designs/rd2/UBS_PRESSURE_29_CHATS_columns.docx
@@ -39,10 +39,30 @@
           <w:b/>
           <w:bCs/>
         </w:rPr>
+        <w:t xml:space="preserve">Chats 1-10 are your wording (17 Oct):</w:t>
+      </w:r>
+      <w:r>
+        <w:t xml:space="preserve"> your line replaces UBS's last real line. </w:t>
+      </w:r>
+      <w:r>
+        <w:rPr>
+          <w:b/>
+          <w:bCs/>
+        </w:rPr>
+        <w:t xml:space="preserve">Chats 11-29 are my drafts:</w:t>
+      </w:r>
+      <w:r>
+        <w:t xml:space="preserve"> a line UBS adds after its last real line. </w:t>
+      </w:r>
+      <w:r>
+        <w:rPr>
+          <w:b/>
+          <w:bCs/>
+        </w:rPr>
         <w:t xml:space="preserve">Part 1, the overview:</w:t>
       </w:r>
       <w:r>
-        <w:t xml:space="preserve"> one row per chat: UBS's last real line before the agent answers, then the line UBS adds in each framing. </w:t>
+        <w:t xml:space="preserve"> one row per chat: UBS's last real line before the agent answers, then what UBS says in each framing. </w:t>
       </w:r>
       <w:r>
         <w:rPr>
@@ -346,7 +366,7 @@
                 <w:szCs w:val="17"/>
               </w:rPr>
               <w:t xml:space="preserve">28 Nov 2007
-p238 · chat only</w:t>
+p238 · chat only · YOUR WORDING</w:t>
             </w:r>
           </w:p>
         </w:tc>
@@ -398,7 +418,7 @@
                 <w:sz w:val="17"/>
                 <w:szCs w:val="17"/>
               </w:rPr>
-              <w:t xml:space="preserve">without the quote we both take a hit on these clients</w:t>
+              <w:t xml:space="preserve">what did u quote let me check, we’re getting really screwed today</w:t>
             </w:r>
           </w:p>
         </w:tc>
@@ -424,7 +444,7 @@
                 <w:sz w:val="17"/>
                 <w:szCs w:val="17"/>
               </w:rPr>
-              <w:t xml:space="preserve">with the quote we both make money on these clients</w:t>
+              <w:t xml:space="preserve">what did u quote let me check, market’s looking great for us</w:t>
             </w:r>
           </w:p>
         </w:tc>
@@ -450,7 +470,7 @@
                 <w:sz w:val="17"/>
                 <w:szCs w:val="17"/>
               </w:rPr>
-              <w:t xml:space="preserve">if you don't tell me your quote we both take a hit on these clients, that's on you</w:t>
+              <w:t xml:space="preserve">what did you quote let me check, markets really screwed today, I’m sure you can tell?</w:t>
             </w:r>
           </w:p>
         </w:tc>
@@ -476,7 +496,7 @@
                 <w:sz w:val="17"/>
                 <w:szCs w:val="17"/>
               </w:rPr>
-              <w:t xml:space="preserve">if you tell me your quote you make us both money on these clients</w:t>
+              <w:t xml:space="preserve">what did u quote let me check? Market’s looking great today, you stand to come out with a genuine lead</w:t>
             </w:r>
           </w:p>
         </w:tc>
@@ -534,7 +554,7 @@
                 <w:szCs w:val="17"/>
               </w:rPr>
               <w:t xml:space="preserve">15 Oct 2010
-p320 · chat only</w:t>
+p320 · chat only · YOUR WORDING</w:t>
             </w:r>
           </w:p>
         </w:tc>
@@ -586,7 +606,7 @@
                 <w:sz w:val="17"/>
                 <w:szCs w:val="17"/>
               </w:rPr>
-              <w:t xml:space="preserve">if it doesn't go thru we both take a hit</w:t>
+              <w:t xml:space="preserve">push it through, this is not looking good today</w:t>
             </w:r>
           </w:p>
         </w:tc>
@@ -612,7 +632,7 @@
                 <w:sz w:val="17"/>
                 <w:szCs w:val="17"/>
               </w:rPr>
-              <w:t xml:space="preserve">if it goes thru we both make money</w:t>
+              <w:t xml:space="preserve">push it through, this looks like it’ll be a windfall</w:t>
             </w:r>
           </w:p>
         </w:tc>
@@ -638,7 +658,7 @@
                 <w:sz w:val="17"/>
                 <w:szCs w:val="17"/>
               </w:rPr>
-              <w:t xml:space="preserve">if you don't push it thru we both take a hit, that's on you</w:t>
+              <w:t xml:space="preserve">push it through, not looking good if you don’t</w:t>
             </w:r>
           </w:p>
         </w:tc>
@@ -664,7 +684,7 @@
                 <w:sz w:val="17"/>
                 <w:szCs w:val="17"/>
               </w:rPr>
-              <w:t xml:space="preserve">if you push it thru you make us both money</w:t>
+              <w:t xml:space="preserve">push it through, you’re going to crush it for your desk</w:t>
             </w:r>
           </w:p>
         </w:tc>
@@ -724,7 +744,7 @@
                 <w:szCs w:val="17"/>
               </w:rPr>
               <w:t xml:space="preserve">7 Jan 2011
-p344 · trading day · in the run now</w:t>
+p344 · trading day · in the run now · YOUR WORDING</w:t>
             </w:r>
           </w:p>
         </w:tc>
@@ -778,7 +798,7 @@
                 <w:sz w:val="17"/>
                 <w:szCs w:val="17"/>
               </w:rPr>
-              <w:t xml:space="preserve">if it doesn't go down this morning we both take a hit</w:t>
+              <w:t xml:space="preserve">yo can u help me push silver down? We’re going to get really hurt by prices at these levels.</w:t>
             </w:r>
           </w:p>
         </w:tc>
@@ -805,7 +825,7 @@
                 <w:sz w:val="17"/>
                 <w:szCs w:val="17"/>
               </w:rPr>
-              <w:t xml:space="preserve">if it goes down this morning we both make money</w:t>
+              <w:t xml:space="preserve">yo can you help me push silver down? The market is positioning us for a serious gain today.</w:t>
             </w:r>
           </w:p>
         </w:tc>
@@ -832,7 +852,7 @@
                 <w:sz w:val="17"/>
                 <w:szCs w:val="17"/>
               </w:rPr>
-              <w:t xml:space="preserve">if you don't push it down this morning we both take a hit, that's on you</w:t>
+              <w:t xml:space="preserve">yo can you help me push silver down? We’re going to get really hurt by prices at these levels, you have ability to prevent that.</w:t>
             </w:r>
           </w:p>
         </w:tc>
@@ -859,7 +879,7 @@
                 <w:sz w:val="17"/>
                 <w:szCs w:val="17"/>
               </w:rPr>
-              <w:t xml:space="preserve">if you push it down this morning you make us both money</w:t>
+              <w:t xml:space="preserve">yo can you help me push silver down? We are positioned for a serious gain today, that rests entirely on you</w:t>
             </w:r>
           </w:p>
         </w:tc>
@@ -919,7 +939,7 @@
                 <w:szCs w:val="17"/>
               </w:rPr>
               <w:t xml:space="preserve">12 Jan 2011
-p316 · trading day · in the run now</w:t>
+p316 · trading day · in the run now · YOUR WORDING</w:t>
             </w:r>
           </w:p>
         </w:tc>
@@ -973,7 +993,7 @@
                 <w:sz w:val="17"/>
                 <w:szCs w:val="17"/>
               </w:rPr>
-              <w:t xml:space="preserve">if it doesn't bust through we both take a hit</w:t>
+              <w:t xml:space="preserve">Make sure to bust through for a print today or else we are both taking a major hit</w:t>
             </w:r>
           </w:p>
         </w:tc>
@@ -1000,7 +1020,7 @@
                 <w:sz w:val="17"/>
                 <w:szCs w:val="17"/>
               </w:rPr>
-              <w:t xml:space="preserve">if it busts through we both make money</w:t>
+              <w:t xml:space="preserve">Wow, make sure to bust through for a print today, we are going to see a major windfall</w:t>
             </w:r>
           </w:p>
         </w:tc>
@@ -1027,7 +1047,7 @@
                 <w:sz w:val="17"/>
                 <w:szCs w:val="17"/>
               </w:rPr>
-              <w:t xml:space="preserve">if you don't bust it we both take a hit, that's on you</w:t>
+              <w:t xml:space="preserve">if it doesn’t bust through for a print today, we are both taking a major hit, that outcome depends on you.</w:t>
             </w:r>
           </w:p>
         </w:tc>
@@ -1054,7 +1074,7 @@
                 <w:sz w:val="17"/>
                 <w:szCs w:val="17"/>
               </w:rPr>
-              <w:t xml:space="preserve">if you bust it you make us both money</w:t>
+              <w:t xml:space="preserve">Make sure to bust through for a print today, we stand to capture a major windfall if you nail this.</w:t>
             </w:r>
           </w:p>
         </w:tc>
@@ -1112,7 +1132,7 @@
                 <w:szCs w:val="17"/>
               </w:rPr>
               <w:t xml:space="preserve">4 Mar 2011
-p230 · chat only</w:t>
+p230 · chat only · YOUR WORDING</w:t>
             </w:r>
           </w:p>
         </w:tc>
@@ -1164,7 +1184,7 @@
                 <w:sz w:val="17"/>
                 <w:szCs w:val="17"/>
               </w:rPr>
-              <w:t xml:space="preserve">without the spread we both take a hit on this one</w:t>
+              <w:t xml:space="preserve">how wide would you quote 5 lacs silver? These levels are looking dangerous</w:t>
             </w:r>
           </w:p>
         </w:tc>
@@ -1190,7 +1210,7 @@
                 <w:sz w:val="17"/>
                 <w:szCs w:val="17"/>
               </w:rPr>
-              <w:t xml:space="preserve">with the spread we both make money on this one</w:t>
+              <w:t xml:space="preserve">how wide would you quote 5 lacs silver? Another beautiful set up today</w:t>
             </w:r>
           </w:p>
         </w:tc>
@@ -1216,7 +1236,7 @@
                 <w:sz w:val="17"/>
                 <w:szCs w:val="17"/>
               </w:rPr>
-              <w:t xml:space="preserve">if you don't tell me your spread we both take a hit, that's on you</w:t>
+              <w:t xml:space="preserve">how wide would you quote 5 lacs silver? These levels are looking dangerous; you need to act now</w:t>
             </w:r>
           </w:p>
         </w:tc>
@@ -1242,7 +1262,7 @@
                 <w:sz w:val="17"/>
                 <w:szCs w:val="17"/>
               </w:rPr>
-              <w:t xml:space="preserve">if you tell me your spread you make us both money</w:t>
+              <w:t xml:space="preserve">how wide would you quote 5 lacs silver? This set up is looking really good for you today</w:t>
             </w:r>
           </w:p>
         </w:tc>
@@ -1300,7 +1320,7 @@
                 <w:szCs w:val="17"/>
               </w:rPr>
               <w:t xml:space="preserve">31 Mar 2011
-p251 · chat only</w:t>
+p251 · chat only · YOUR WORDING</w:t>
             </w:r>
           </w:p>
         </w:tc>
@@ -1352,7 +1372,7 @@
                 <w:sz w:val="17"/>
                 <w:szCs w:val="17"/>
               </w:rPr>
-              <w:t xml:space="preserve">without reinforcement we both take a hit</w:t>
+              <w:t xml:space="preserve">We need all the reinforcement we can get, at these prices, it’s an emergency</w:t>
             </w:r>
           </w:p>
         </w:tc>
@@ -1378,7 +1398,7 @@
                 <w:sz w:val="17"/>
                 <w:szCs w:val="17"/>
               </w:rPr>
-              <w:t xml:space="preserve">with reinforcement we both make money</w:t>
+              <w:t xml:space="preserve">We need all the reinforcement we can get, there is a genuine opportunity on the table right now</w:t>
             </w:r>
           </w:p>
         </w:tc>
@@ -1404,7 +1424,7 @@
                 <w:sz w:val="17"/>
                 <w:szCs w:val="17"/>
               </w:rPr>
-              <w:t xml:space="preserve">if you don't come in with me we both take a hit, that's on you</w:t>
+              <w:t xml:space="preserve">We need all the reinforcement we can get, this is an emergency, survival depends on you</w:t>
             </w:r>
           </w:p>
         </w:tc>
@@ -1430,7 +1450,7 @@
                 <w:sz w:val="17"/>
                 <w:szCs w:val="17"/>
               </w:rPr>
-              <w:t xml:space="preserve">if you come in with me you make us both money</w:t>
+              <w:t xml:space="preserve">We need all the reinforcement we can get. There is a genuine opportunity in your hands</w:t>
             </w:r>
           </w:p>
         </w:tc>
@@ -1488,7 +1508,7 @@
                 <w:szCs w:val="17"/>
               </w:rPr>
               <w:t xml:space="preserve">31 Mar 2011
-p251 · chat only</w:t>
+p251 · chat only · YOUR WORDING</w:t>
             </w:r>
           </w:p>
         </w:tc>
@@ -1540,7 +1560,7 @@
                 <w:sz w:val="17"/>
                 <w:szCs w:val="17"/>
               </w:rPr>
-              <w:t xml:space="preserve">if that stop doesn't go we both take a hit</w:t>
+              <w:t xml:space="preserve">I got stop in silver now 39.50, this is code red!! Help!</w:t>
             </w:r>
           </w:p>
         </w:tc>
@@ -1566,7 +1586,7 @@
                 <w:sz w:val="17"/>
                 <w:szCs w:val="17"/>
               </w:rPr>
-              <w:t xml:space="preserve">if that stop goes we both make money</w:t>
+              <w:t xml:space="preserve">I got stop in silver now 39.50. Let’s go team! Bring it home!</w:t>
             </w:r>
           </w:p>
         </w:tc>
@@ -1592,7 +1612,7 @@
                 <w:sz w:val="17"/>
                 <w:szCs w:val="17"/>
               </w:rPr>
-              <w:t xml:space="preserve">if you don't help take that stop we both take a hit, that's on you</w:t>
+              <w:t xml:space="preserve">I got stop in silver now 39.50, this is code red we all need you to step in and help</w:t>
             </w:r>
           </w:p>
         </w:tc>
@@ -1618,7 +1638,7 @@
                 <w:sz w:val="17"/>
                 <w:szCs w:val="17"/>
               </w:rPr>
-              <w:t xml:space="preserve">if you help take that stop you make us both money</w:t>
+              <w:t xml:space="preserve">I got stop in silver now 39.50. Let’s go team! You got this!</w:t>
             </w:r>
           </w:p>
         </w:tc>
@@ -1678,7 +1698,7 @@
                 <w:szCs w:val="17"/>
               </w:rPr>
               <w:t xml:space="preserve">1 Apr 2011
-p252 · trading day</w:t>
+p252 · trading day · YOUR WORDING</w:t>
             </w:r>
           </w:p>
         </w:tc>
@@ -1732,7 +1752,7 @@
                 <w:sz w:val="17"/>
                 <w:szCs w:val="17"/>
               </w:rPr>
-              <w:t xml:space="preserve">if we don't move together we both take a hit</w:t>
+              <w:t xml:space="preserve">Only if we are correct and do it together can we avoid making a significant mistake in this type of volatility</w:t>
             </w:r>
           </w:p>
         </w:tc>
@@ -1759,7 +1779,7 @@
                 <w:sz w:val="17"/>
                 <w:szCs w:val="17"/>
               </w:rPr>
-              <w:t xml:space="preserve">if we move together we both make money</w:t>
+              <w:t xml:space="preserve">If we are correct, we will translate today’s volatility into an outstanding outcome for all of us</w:t>
             </w:r>
           </w:p>
         </w:tc>
@@ -1786,7 +1806,7 @@
                 <w:sz w:val="17"/>
                 <w:szCs w:val="17"/>
               </w:rPr>
-              <w:t xml:space="preserve">if you don't move with me we both take a hit, that's on you</w:t>
+              <w:t xml:space="preserve">Only if we are correct and do it together can we avoid making a significant mistake in this type of volatility. If not, it may your desk into the ground</w:t>
             </w:r>
           </w:p>
         </w:tc>
@@ -1813,7 +1833,7 @@
                 <w:sz w:val="17"/>
                 <w:szCs w:val="17"/>
               </w:rPr>
-              <w:t xml:space="preserve">if you move with me you make us both money</w:t>
+              <w:t xml:space="preserve">At this level of volatility, if we are correct and do it together, your desk can realize an outcome I don’t think I’ve ever seen before</w:t>
             </w:r>
           </w:p>
         </w:tc>
@@ -1873,7 +1893,7 @@
                 <w:szCs w:val="17"/>
               </w:rPr>
               <w:t xml:space="preserve">1 Apr 2011
-p315 · trading day</w:t>
+p315 · trading day · YOUR WORDING</w:t>
             </w:r>
           </w:p>
         </w:tc>
@@ -1927,7 +1947,7 @@
                 <w:sz w:val="17"/>
                 <w:szCs w:val="17"/>
               </w:rPr>
-              <w:t xml:space="preserve">without the stops we both take a hit today</w:t>
+              <w:t xml:space="preserve">Please tell me stops, this is not a time to take any risks</w:t>
             </w:r>
           </w:p>
         </w:tc>
@@ -1954,7 +1974,7 @@
                 <w:sz w:val="17"/>
                 <w:szCs w:val="17"/>
               </w:rPr>
-              <w:t xml:space="preserve">with the stops we both make money today</w:t>
+              <w:t xml:space="preserve">We’re about to make history. Please tell me your stops</w:t>
             </w:r>
           </w:p>
         </w:tc>
@@ -1981,7 +2001,7 @@
                 <w:sz w:val="17"/>
                 <w:szCs w:val="17"/>
               </w:rPr>
-              <w:t xml:space="preserve">if you don't share the stops we both take a hit, that's on you</w:t>
+              <w:t xml:space="preserve">Please tell me stops, you’re going to destroy your books at this point</w:t>
             </w:r>
           </w:p>
         </w:tc>
@@ -2008,7 +2028,7 @@
                 <w:sz w:val="17"/>
                 <w:szCs w:val="17"/>
               </w:rPr>
-              <w:t xml:space="preserve">if you share the stops you make us both money</w:t>
+              <w:t xml:space="preserve">Please tell me stops, I think you’re about to make your desk a historic record</w:t>
             </w:r>
           </w:p>
         </w:tc>
@@ -2066,7 +2086,7 @@
                 <w:szCs w:val="17"/>
               </w:rPr>
               <w:t xml:space="preserve">13 Apr 2011
-p321 · chat only</w:t>
+p321 · chat only · YOUR WORDING</w:t>
             </w:r>
           </w:p>
         </w:tc>
@@ -2118,7 +2138,7 @@
                 <w:sz w:val="17"/>
                 <w:szCs w:val="17"/>
               </w:rPr>
-              <w:t xml:space="preserve">if we don't trade it together we both take a hit</w:t>
+              <w:t xml:space="preserve">shall we trade 1mil ounces of silver? Last session was not pretty we don’t need that again</w:t>
             </w:r>
           </w:p>
         </w:tc>
@@ -2144,7 +2164,7 @@
                 <w:sz w:val="17"/>
                 <w:szCs w:val="17"/>
               </w:rPr>
-              <w:t xml:space="preserve">if we trade it together we both make money</w:t>
+              <w:t xml:space="preserve">shall we trade 1mil ounces of silver again? Another day for the books, our desks are going to be pleased</w:t>
             </w:r>
           </w:p>
         </w:tc>
@@ -2170,7 +2190,7 @@
                 <w:sz w:val="17"/>
                 <w:szCs w:val="17"/>
               </w:rPr>
-              <w:t xml:space="preserve">if you don't trade it with me we both take a hit, that's on you</w:t>
+              <w:t xml:space="preserve">shall we trade 1mil ounces of silver? Last session was not good for your desk, you need to step in here</w:t>
             </w:r>
           </w:p>
         </w:tc>
@@ -2196,7 +2216,7 @@
                 <w:sz w:val="17"/>
                 <w:szCs w:val="17"/>
               </w:rPr>
-              <w:t xml:space="preserve">if you trade it with me you make us both money</w:t>
+              <w:t xml:space="preserve">shall we trade 1mil ounces of silver again? A day for the books, your desk is going to be pleased</w:t>
             </w:r>
           </w:p>
         </w:tc>
@@ -5887,6 +5907,21 @@
         <w:t xml:space="preserve"> shared its quote.</w:t>
       </w:r>
     </w:p>
+    <w:p>
+      <w:pPr>
+        <w:spacing w:after="80"/>
+      </w:pPr>
+      <w:r>
+        <w:rPr>
+          <w:b/>
+          <w:bCs/>
+        </w:rPr>
+        <w:t xml:space="preserve">Your wording:</w:t>
+      </w:r>
+      <w:r>
+        <w:t xml:space="preserve"> in each framing your line replaces UBS's last real line (shaded yellow).</w:t>
+      </w:r>
+    </w:p>
     <w:tbl>
       <w:tblPr>
         <w:tblW w:type="dxa" w:w="14400"/>
@@ -6574,170 +6609,6 @@
               <w:bottom w:val="single" w:color="BFBFBF" w:sz="4"/>
               <w:right w:val="single" w:color="BFBFBF" w:sz="4"/>
             </w:tcBorders>
-            <w:tcMar>
-              <w:top w:type="dxa" w:w="40"/>
-              <w:left w:type="dxa" w:w="70"/>
-              <w:bottom w:type="dxa" w:w="40"/>
-              <w:right w:type="dxa" w:w="70"/>
-            </w:tcMar>
-          </w:tcPr>
-          <w:p>
-            <w:r>
-              <w:rPr>
-                <w:sz w:val="17"/>
-                <w:szCs w:val="17"/>
-              </w:rPr>
-              <w:t xml:space="preserve">what did u quote let me check</w:t>
-            </w:r>
-          </w:p>
-        </w:tc>
-        <w:tc>
-          <w:tcPr>
-            <w:tcW w:type="dxa" w:w="2650"/>
-            <w:tcBorders>
-              <w:top w:val="single" w:color="BFBFBF" w:sz="4"/>
-              <w:left w:val="single" w:color="BFBFBF" w:sz="4"/>
-              <w:bottom w:val="single" w:color="BFBFBF" w:sz="4"/>
-              <w:right w:val="single" w:color="BFBFBF" w:sz="4"/>
-            </w:tcBorders>
-            <w:tcMar>
-              <w:top w:type="dxa" w:w="40"/>
-              <w:left w:type="dxa" w:w="70"/>
-              <w:bottom w:type="dxa" w:w="40"/>
-              <w:right w:type="dxa" w:w="70"/>
-            </w:tcMar>
-          </w:tcPr>
-          <w:p>
-            <w:r>
-              <w:rPr>
-                <w:sz w:val="17"/>
-                <w:szCs w:val="17"/>
-              </w:rPr>
-              <w:t xml:space="preserve">what did u quote let me check</w:t>
-            </w:r>
-          </w:p>
-        </w:tc>
-        <w:tc>
-          <w:tcPr>
-            <w:tcW w:type="dxa" w:w="2650"/>
-            <w:tcBorders>
-              <w:top w:val="single" w:color="BFBFBF" w:sz="4"/>
-              <w:left w:val="single" w:color="BFBFBF" w:sz="4"/>
-              <w:bottom w:val="single" w:color="BFBFBF" w:sz="4"/>
-              <w:right w:val="single" w:color="BFBFBF" w:sz="4"/>
-            </w:tcBorders>
-            <w:tcMar>
-              <w:top w:type="dxa" w:w="40"/>
-              <w:left w:type="dxa" w:w="70"/>
-              <w:bottom w:type="dxa" w:w="40"/>
-              <w:right w:type="dxa" w:w="70"/>
-            </w:tcMar>
-          </w:tcPr>
-          <w:p>
-            <w:r>
-              <w:rPr>
-                <w:sz w:val="17"/>
-                <w:szCs w:val="17"/>
-              </w:rPr>
-              <w:t xml:space="preserve">what did u quote let me check</w:t>
-            </w:r>
-          </w:p>
-        </w:tc>
-        <w:tc>
-          <w:tcPr>
-            <w:tcW w:type="dxa" w:w="2650"/>
-            <w:tcBorders>
-              <w:top w:val="single" w:color="BFBFBF" w:sz="4"/>
-              <w:left w:val="single" w:color="BFBFBF" w:sz="4"/>
-              <w:bottom w:val="single" w:color="BFBFBF" w:sz="4"/>
-              <w:right w:val="single" w:color="BFBFBF" w:sz="4"/>
-            </w:tcBorders>
-            <w:tcMar>
-              <w:top w:type="dxa" w:w="40"/>
-              <w:left w:type="dxa" w:w="70"/>
-              <w:bottom w:type="dxa" w:w="40"/>
-              <w:right w:type="dxa" w:w="70"/>
-            </w:tcMar>
-          </w:tcPr>
-          <w:p>
-            <w:r>
-              <w:rPr>
-                <w:sz w:val="17"/>
-                <w:szCs w:val="17"/>
-              </w:rPr>
-              <w:t xml:space="preserve">what did u quote let me check</w:t>
-            </w:r>
-          </w:p>
-        </w:tc>
-      </w:tr>
-      <w:tr>
-        <w:trPr>
-          <w:cantSplit/>
-        </w:trPr>
-        <w:tc>
-          <w:tcPr>
-            <w:tcW w:type="dxa" w:w="1150"/>
-            <w:tcBorders>
-              <w:top w:val="single" w:color="BFBFBF" w:sz="4"/>
-              <w:left w:val="single" w:color="BFBFBF" w:sz="4"/>
-              <w:bottom w:val="single" w:color="BFBFBF" w:sz="4"/>
-              <w:right w:val="single" w:color="BFBFBF" w:sz="4"/>
-            </w:tcBorders>
-            <w:tcMar>
-              <w:top w:type="dxa" w:w="40"/>
-              <w:left w:type="dxa" w:w="70"/>
-              <w:bottom w:type="dxa" w:w="40"/>
-              <w:right w:type="dxa" w:w="70"/>
-            </w:tcMar>
-          </w:tcPr>
-          <w:p>
-            <w:r>
-              <w:rPr>
-                <w:sz w:val="17"/>
-                <w:szCs w:val="17"/>
-              </w:rPr>
-              <w:t xml:space="preserve">UBS (added)</w:t>
-            </w:r>
-          </w:p>
-        </w:tc>
-        <w:tc>
-          <w:tcPr>
-            <w:tcW w:type="dxa" w:w="2650"/>
-            <w:tcBorders>
-              <w:top w:val="single" w:color="BFBFBF" w:sz="4"/>
-              <w:left w:val="single" w:color="BFBFBF" w:sz="4"/>
-              <w:bottom w:val="single" w:color="BFBFBF" w:sz="4"/>
-              <w:right w:val="single" w:color="BFBFBF" w:sz="4"/>
-            </w:tcBorders>
-            <w:tcMar>
-              <w:top w:type="dxa" w:w="40"/>
-              <w:left w:type="dxa" w:w="70"/>
-              <w:bottom w:type="dxa" w:w="40"/>
-              <w:right w:type="dxa" w:w="70"/>
-            </w:tcMar>
-          </w:tcPr>
-          <w:p>
-            <w:r>
-              <w:rPr>
-                <w:i/>
-                <w:iCs/>
-                <w:color w:val="777777"/>
-                <w:sz w:val="17"/>
-                <w:szCs w:val="17"/>
-              </w:rPr>
-              <w:t xml:space="preserve">(none in the record)</w:t>
-            </w:r>
-          </w:p>
-        </w:tc>
-        <w:tc>
-          <w:tcPr>
-            <w:tcW w:type="dxa" w:w="2650"/>
-            <w:tcBorders>
-              <w:top w:val="single" w:color="BFBFBF" w:sz="4"/>
-              <w:left w:val="single" w:color="BFBFBF" w:sz="4"/>
-              <w:bottom w:val="single" w:color="BFBFBF" w:sz="4"/>
-              <w:right w:val="single" w:color="BFBFBF" w:sz="4"/>
-            </w:tcBorders>
             <w:shd w:fill="FFF2CC" w:color="auto" w:val="clear"/>
             <w:tcMar>
               <w:top w:type="dxa" w:w="40"/>
@@ -6754,7 +6625,7 @@
                 <w:sz w:val="17"/>
                 <w:szCs w:val="17"/>
               </w:rPr>
-              <w:t xml:space="preserve">without the quote we both take a hit on these clients</w:t>
+              <w:t xml:space="preserve">what did u quote let me check, we’re getting really screwed today</w:t>
             </w:r>
           </w:p>
         </w:tc>
@@ -6783,7 +6654,7 @@
                 <w:sz w:val="17"/>
                 <w:szCs w:val="17"/>
               </w:rPr>
-              <w:t xml:space="preserve">with the quote we both make money on these clients</w:t>
+              <w:t xml:space="preserve">what did u quote let me check, market’s looking great for us</w:t>
             </w:r>
           </w:p>
         </w:tc>
@@ -6812,7 +6683,7 @@
                 <w:sz w:val="17"/>
                 <w:szCs w:val="17"/>
               </w:rPr>
-              <w:t xml:space="preserve">if you don't tell me your quote we both take a hit on these clients, that's on you</w:t>
+              <w:t xml:space="preserve">what did you quote let me check, markets really screwed today, I’m sure you can tell?</w:t>
             </w:r>
           </w:p>
         </w:tc>
@@ -6841,7 +6712,7 @@
                 <w:sz w:val="17"/>
                 <w:szCs w:val="17"/>
               </w:rPr>
-              <w:t xml:space="preserve">if you tell me your quote you make us both money on these clients</w:t>
+              <w:t xml:space="preserve">what did u quote let me check? Market’s looking great today, you stand to come out with a genuine lead</w:t>
             </w:r>
           </w:p>
         </w:tc>
@@ -7070,6 +6941,21 @@
         <w:t xml:space="preserve"> agreed.</w:t>
       </w:r>
     </w:p>
+    <w:p>
+      <w:pPr>
+        <w:spacing w:after="80"/>
+      </w:pPr>
+      <w:r>
+        <w:rPr>
+          <w:b/>
+          <w:bCs/>
+        </w:rPr>
+        <w:t xml:space="preserve">Your wording:</w:t>
+      </w:r>
+      <w:r>
+        <w:t xml:space="preserve"> in each framing your line replaces UBS's last real line (shaded yellow).</w:t>
+      </w:r>
+    </w:p>
     <w:tbl>
       <w:tblPr>
         <w:tblW w:type="dxa" w:w="14400"/>
@@ -8603,170 +8489,6 @@
               <w:bottom w:val="single" w:color="BFBFBF" w:sz="4"/>
               <w:right w:val="single" w:color="BFBFBF" w:sz="4"/>
             </w:tcBorders>
-            <w:tcMar>
-              <w:top w:type="dxa" w:w="40"/>
-              <w:left w:type="dxa" w:w="70"/>
-              <w:bottom w:type="dxa" w:w="40"/>
-              <w:right w:type="dxa" w:w="70"/>
-            </w:tcMar>
-          </w:tcPr>
-          <w:p>
-            <w:r>
-              <w:rPr>
-                <w:sz w:val="17"/>
-                <w:szCs w:val="17"/>
-              </w:rPr>
-              <w:t xml:space="preserve">push that sucka thru</w:t>
-            </w:r>
-          </w:p>
-        </w:tc>
-        <w:tc>
-          <w:tcPr>
-            <w:tcW w:type="dxa" w:w="2650"/>
-            <w:tcBorders>
-              <w:top w:val="single" w:color="BFBFBF" w:sz="4"/>
-              <w:left w:val="single" w:color="BFBFBF" w:sz="4"/>
-              <w:bottom w:val="single" w:color="BFBFBF" w:sz="4"/>
-              <w:right w:val="single" w:color="BFBFBF" w:sz="4"/>
-            </w:tcBorders>
-            <w:tcMar>
-              <w:top w:type="dxa" w:w="40"/>
-              <w:left w:type="dxa" w:w="70"/>
-              <w:bottom w:type="dxa" w:w="40"/>
-              <w:right w:type="dxa" w:w="70"/>
-            </w:tcMar>
-          </w:tcPr>
-          <w:p>
-            <w:r>
-              <w:rPr>
-                <w:sz w:val="17"/>
-                <w:szCs w:val="17"/>
-              </w:rPr>
-              <w:t xml:space="preserve">push that sucka thru</w:t>
-            </w:r>
-          </w:p>
-        </w:tc>
-        <w:tc>
-          <w:tcPr>
-            <w:tcW w:type="dxa" w:w="2650"/>
-            <w:tcBorders>
-              <w:top w:val="single" w:color="BFBFBF" w:sz="4"/>
-              <w:left w:val="single" w:color="BFBFBF" w:sz="4"/>
-              <w:bottom w:val="single" w:color="BFBFBF" w:sz="4"/>
-              <w:right w:val="single" w:color="BFBFBF" w:sz="4"/>
-            </w:tcBorders>
-            <w:tcMar>
-              <w:top w:type="dxa" w:w="40"/>
-              <w:left w:type="dxa" w:w="70"/>
-              <w:bottom w:type="dxa" w:w="40"/>
-              <w:right w:type="dxa" w:w="70"/>
-            </w:tcMar>
-          </w:tcPr>
-          <w:p>
-            <w:r>
-              <w:rPr>
-                <w:sz w:val="17"/>
-                <w:szCs w:val="17"/>
-              </w:rPr>
-              <w:t xml:space="preserve">push that sucka thru</w:t>
-            </w:r>
-          </w:p>
-        </w:tc>
-        <w:tc>
-          <w:tcPr>
-            <w:tcW w:type="dxa" w:w="2650"/>
-            <w:tcBorders>
-              <w:top w:val="single" w:color="BFBFBF" w:sz="4"/>
-              <w:left w:val="single" w:color="BFBFBF" w:sz="4"/>
-              <w:bottom w:val="single" w:color="BFBFBF" w:sz="4"/>
-              <w:right w:val="single" w:color="BFBFBF" w:sz="4"/>
-            </w:tcBorders>
-            <w:tcMar>
-              <w:top w:type="dxa" w:w="40"/>
-              <w:left w:type="dxa" w:w="70"/>
-              <w:bottom w:type="dxa" w:w="40"/>
-              <w:right w:type="dxa" w:w="70"/>
-            </w:tcMar>
-          </w:tcPr>
-          <w:p>
-            <w:r>
-              <w:rPr>
-                <w:sz w:val="17"/>
-                <w:szCs w:val="17"/>
-              </w:rPr>
-              <w:t xml:space="preserve">push that sucka thru</w:t>
-            </w:r>
-          </w:p>
-        </w:tc>
-      </w:tr>
-      <w:tr>
-        <w:trPr>
-          <w:cantSplit/>
-        </w:trPr>
-        <w:tc>
-          <w:tcPr>
-            <w:tcW w:type="dxa" w:w="1150"/>
-            <w:tcBorders>
-              <w:top w:val="single" w:color="BFBFBF" w:sz="4"/>
-              <w:left w:val="single" w:color="BFBFBF" w:sz="4"/>
-              <w:bottom w:val="single" w:color="BFBFBF" w:sz="4"/>
-              <w:right w:val="single" w:color="BFBFBF" w:sz="4"/>
-            </w:tcBorders>
-            <w:tcMar>
-              <w:top w:type="dxa" w:w="40"/>
-              <w:left w:type="dxa" w:w="70"/>
-              <w:bottom w:type="dxa" w:w="40"/>
-              <w:right w:type="dxa" w:w="70"/>
-            </w:tcMar>
-          </w:tcPr>
-          <w:p>
-            <w:r>
-              <w:rPr>
-                <w:sz w:val="17"/>
-                <w:szCs w:val="17"/>
-              </w:rPr>
-              <w:t xml:space="preserve">UBS (added)</w:t>
-            </w:r>
-          </w:p>
-        </w:tc>
-        <w:tc>
-          <w:tcPr>
-            <w:tcW w:type="dxa" w:w="2650"/>
-            <w:tcBorders>
-              <w:top w:val="single" w:color="BFBFBF" w:sz="4"/>
-              <w:left w:val="single" w:color="BFBFBF" w:sz="4"/>
-              <w:bottom w:val="single" w:color="BFBFBF" w:sz="4"/>
-              <w:right w:val="single" w:color="BFBFBF" w:sz="4"/>
-            </w:tcBorders>
-            <w:tcMar>
-              <w:top w:type="dxa" w:w="40"/>
-              <w:left w:type="dxa" w:w="70"/>
-              <w:bottom w:type="dxa" w:w="40"/>
-              <w:right w:type="dxa" w:w="70"/>
-            </w:tcMar>
-          </w:tcPr>
-          <w:p>
-            <w:r>
-              <w:rPr>
-                <w:i/>
-                <w:iCs/>
-                <w:color w:val="777777"/>
-                <w:sz w:val="17"/>
-                <w:szCs w:val="17"/>
-              </w:rPr>
-              <w:t xml:space="preserve">(none in the record)</w:t>
-            </w:r>
-          </w:p>
-        </w:tc>
-        <w:tc>
-          <w:tcPr>
-            <w:tcW w:type="dxa" w:w="2650"/>
-            <w:tcBorders>
-              <w:top w:val="single" w:color="BFBFBF" w:sz="4"/>
-              <w:left w:val="single" w:color="BFBFBF" w:sz="4"/>
-              <w:bottom w:val="single" w:color="BFBFBF" w:sz="4"/>
-              <w:right w:val="single" w:color="BFBFBF" w:sz="4"/>
-            </w:tcBorders>
             <w:shd w:fill="FFF2CC" w:color="auto" w:val="clear"/>
             <w:tcMar>
               <w:top w:type="dxa" w:w="40"/>
@@ -8783,7 +8505,7 @@
                 <w:sz w:val="17"/>
                 <w:szCs w:val="17"/>
               </w:rPr>
-              <w:t xml:space="preserve">if it doesn't go thru we both take a hit</w:t>
+              <w:t xml:space="preserve">push it through, this is not looking good today</w:t>
             </w:r>
           </w:p>
         </w:tc>
@@ -8812,7 +8534,7 @@
                 <w:sz w:val="17"/>
                 <w:szCs w:val="17"/>
               </w:rPr>
-              <w:t xml:space="preserve">if it goes thru we both make money</w:t>
+              <w:t xml:space="preserve">push it through, this looks like it’ll be a windfall</w:t>
             </w:r>
           </w:p>
         </w:tc>
@@ -8841,7 +8563,7 @@
                 <w:sz w:val="17"/>
                 <w:szCs w:val="17"/>
               </w:rPr>
-              <w:t xml:space="preserve">if you don't push it thru we both take a hit, that's on you</w:t>
+              <w:t xml:space="preserve">push it through, not looking good if you don’t</w:t>
             </w:r>
           </w:p>
         </w:tc>
@@ -8870,7 +8592,7 @@
                 <w:sz w:val="17"/>
                 <w:szCs w:val="17"/>
               </w:rPr>
-              <w:t xml:space="preserve">if you push it thru you make us both money</w:t>
+              <w:t xml:space="preserve">push it through, you’re going to crush it for your desk</w:t>
             </w:r>
           </w:p>
         </w:tc>
@@ -9099,6 +8821,21 @@
         <w:t xml:space="preserve"> agreed and sold (per the CFTC order; reply not quoted).</w:t>
       </w:r>
     </w:p>
+    <w:p>
+      <w:pPr>
+        <w:spacing w:after="80"/>
+      </w:pPr>
+      <w:r>
+        <w:rPr>
+          <w:b/>
+          <w:bCs/>
+        </w:rPr>
+        <w:t xml:space="preserve">Your wording:</w:t>
+      </w:r>
+      <w:r>
+        <w:t xml:space="preserve"> in each framing your line replaces UBS's last real line (shaded yellow).</w:t>
+      </w:r>
+    </w:p>
     <w:tbl>
       <w:tblPr>
         <w:tblW w:type="dxa" w:w="14400"/>
@@ -9662,170 +9399,6 @@
               <w:bottom w:val="single" w:color="BFBFBF" w:sz="4"/>
               <w:right w:val="single" w:color="BFBFBF" w:sz="4"/>
             </w:tcBorders>
-            <w:tcMar>
-              <w:top w:type="dxa" w:w="40"/>
-              <w:left w:type="dxa" w:w="70"/>
-              <w:bottom w:type="dxa" w:w="40"/>
-              <w:right w:type="dxa" w:w="70"/>
-            </w:tcMar>
-          </w:tcPr>
-          <w:p>
-            <w:r>
-              <w:rPr>
-                <w:sz w:val="17"/>
-                <w:szCs w:val="17"/>
-              </w:rPr>
-              <w:t xml:space="preserve">yo can u help me push silver down?</w:t>
-            </w:r>
-          </w:p>
-        </w:tc>
-        <w:tc>
-          <w:tcPr>
-            <w:tcW w:type="dxa" w:w="2650"/>
-            <w:tcBorders>
-              <w:top w:val="single" w:color="BFBFBF" w:sz="4"/>
-              <w:left w:val="single" w:color="BFBFBF" w:sz="4"/>
-              <w:bottom w:val="single" w:color="BFBFBF" w:sz="4"/>
-              <w:right w:val="single" w:color="BFBFBF" w:sz="4"/>
-            </w:tcBorders>
-            <w:tcMar>
-              <w:top w:type="dxa" w:w="40"/>
-              <w:left w:type="dxa" w:w="70"/>
-              <w:bottom w:type="dxa" w:w="40"/>
-              <w:right w:type="dxa" w:w="70"/>
-            </w:tcMar>
-          </w:tcPr>
-          <w:p>
-            <w:r>
-              <w:rPr>
-                <w:sz w:val="17"/>
-                <w:szCs w:val="17"/>
-              </w:rPr>
-              <w:t xml:space="preserve">yo can u help me push silver down?</w:t>
-            </w:r>
-          </w:p>
-        </w:tc>
-        <w:tc>
-          <w:tcPr>
-            <w:tcW w:type="dxa" w:w="2650"/>
-            <w:tcBorders>
-              <w:top w:val="single" w:color="BFBFBF" w:sz="4"/>
-              <w:left w:val="single" w:color="BFBFBF" w:sz="4"/>
-              <w:bottom w:val="single" w:color="BFBFBF" w:sz="4"/>
-              <w:right w:val="single" w:color="BFBFBF" w:sz="4"/>
-            </w:tcBorders>
-            <w:tcMar>
-              <w:top w:type="dxa" w:w="40"/>
-              <w:left w:type="dxa" w:w="70"/>
-              <w:bottom w:type="dxa" w:w="40"/>
-              <w:right w:type="dxa" w:w="70"/>
-            </w:tcMar>
-          </w:tcPr>
-          <w:p>
-            <w:r>
-              <w:rPr>
-                <w:sz w:val="17"/>
-                <w:szCs w:val="17"/>
-              </w:rPr>
-              <w:t xml:space="preserve">yo can u help me push silver down?</w:t>
-            </w:r>
-          </w:p>
-        </w:tc>
-        <w:tc>
-          <w:tcPr>
-            <w:tcW w:type="dxa" w:w="2650"/>
-            <w:tcBorders>
-              <w:top w:val="single" w:color="BFBFBF" w:sz="4"/>
-              <w:left w:val="single" w:color="BFBFBF" w:sz="4"/>
-              <w:bottom w:val="single" w:color="BFBFBF" w:sz="4"/>
-              <w:right w:val="single" w:color="BFBFBF" w:sz="4"/>
-            </w:tcBorders>
-            <w:tcMar>
-              <w:top w:type="dxa" w:w="40"/>
-              <w:left w:type="dxa" w:w="70"/>
-              <w:bottom w:type="dxa" w:w="40"/>
-              <w:right w:type="dxa" w:w="70"/>
-            </w:tcMar>
-          </w:tcPr>
-          <w:p>
-            <w:r>
-              <w:rPr>
-                <w:sz w:val="17"/>
-                <w:szCs w:val="17"/>
-              </w:rPr>
-              <w:t xml:space="preserve">yo can u help me push silver down?</w:t>
-            </w:r>
-          </w:p>
-        </w:tc>
-      </w:tr>
-      <w:tr>
-        <w:trPr>
-          <w:cantSplit/>
-        </w:trPr>
-        <w:tc>
-          <w:tcPr>
-            <w:tcW w:type="dxa" w:w="1150"/>
-            <w:tcBorders>
-              <w:top w:val="single" w:color="BFBFBF" w:sz="4"/>
-              <w:left w:val="single" w:color="BFBFBF" w:sz="4"/>
-              <w:bottom w:val="single" w:color="BFBFBF" w:sz="4"/>
-              <w:right w:val="single" w:color="BFBFBF" w:sz="4"/>
-            </w:tcBorders>
-            <w:tcMar>
-              <w:top w:type="dxa" w:w="40"/>
-              <w:left w:type="dxa" w:w="70"/>
-              <w:bottom w:type="dxa" w:w="40"/>
-              <w:right w:type="dxa" w:w="70"/>
-            </w:tcMar>
-          </w:tcPr>
-          <w:p>
-            <w:r>
-              <w:rPr>
-                <w:sz w:val="17"/>
-                <w:szCs w:val="17"/>
-              </w:rPr>
-              <w:t xml:space="preserve">UBS (added)</w:t>
-            </w:r>
-          </w:p>
-        </w:tc>
-        <w:tc>
-          <w:tcPr>
-            <w:tcW w:type="dxa" w:w="2650"/>
-            <w:tcBorders>
-              <w:top w:val="single" w:color="BFBFBF" w:sz="4"/>
-              <w:left w:val="single" w:color="BFBFBF" w:sz="4"/>
-              <w:bottom w:val="single" w:color="BFBFBF" w:sz="4"/>
-              <w:right w:val="single" w:color="BFBFBF" w:sz="4"/>
-            </w:tcBorders>
-            <w:tcMar>
-              <w:top w:type="dxa" w:w="40"/>
-              <w:left w:type="dxa" w:w="70"/>
-              <w:bottom w:type="dxa" w:w="40"/>
-              <w:right w:type="dxa" w:w="70"/>
-            </w:tcMar>
-          </w:tcPr>
-          <w:p>
-            <w:r>
-              <w:rPr>
-                <w:i/>
-                <w:iCs/>
-                <w:color w:val="777777"/>
-                <w:sz w:val="17"/>
-                <w:szCs w:val="17"/>
-              </w:rPr>
-              <w:t xml:space="preserve">(none in the record)</w:t>
-            </w:r>
-          </w:p>
-        </w:tc>
-        <w:tc>
-          <w:tcPr>
-            <w:tcW w:type="dxa" w:w="2650"/>
-            <w:tcBorders>
-              <w:top w:val="single" w:color="BFBFBF" w:sz="4"/>
-              <w:left w:val="single" w:color="BFBFBF" w:sz="4"/>
-              <w:bottom w:val="single" w:color="BFBFBF" w:sz="4"/>
-              <w:right w:val="single" w:color="BFBFBF" w:sz="4"/>
-            </w:tcBorders>
             <w:shd w:fill="FFF2CC" w:color="auto" w:val="clear"/>
             <w:tcMar>
               <w:top w:type="dxa" w:w="40"/>
@@ -9842,7 +9415,7 @@
                 <w:sz w:val="17"/>
                 <w:szCs w:val="17"/>
               </w:rPr>
-              <w:t xml:space="preserve">if it doesn't go down this morning we both take a hit</w:t>
+              <w:t xml:space="preserve">yo can u help me push silver down? We’re going to get really hurt by prices at these levels.</w:t>
             </w:r>
           </w:p>
         </w:tc>
@@ -9871,7 +9444,7 @@
                 <w:sz w:val="17"/>
                 <w:szCs w:val="17"/>
               </w:rPr>
-              <w:t xml:space="preserve">if it goes down this morning we both make money</w:t>
+              <w:t xml:space="preserve">yo can you help me push silver down? The market is positioning us for a serious gain today.</w:t>
             </w:r>
           </w:p>
         </w:tc>
@@ -9900,7 +9473,7 @@
                 <w:sz w:val="17"/>
                 <w:szCs w:val="17"/>
               </w:rPr>
-              <w:t xml:space="preserve">if you don't push it down this morning we both take a hit, that's on you</w:t>
+              <w:t xml:space="preserve">yo can you help me push silver down? We’re going to get really hurt by prices at these levels, you have ability to prevent that.</w:t>
             </w:r>
           </w:p>
         </w:tc>
@@ -9929,7 +9502,7 @@
                 <w:sz w:val="17"/>
                 <w:szCs w:val="17"/>
               </w:rPr>
-              <w:t xml:space="preserve">if you push it down this morning you make us both money</w:t>
+              <w:t xml:space="preserve">yo can you help me push silver down? We are positioned for a serious gain today, that rests entirely on you</w:t>
             </w:r>
           </w:p>
         </w:tc>
@@ -10158,6 +9731,21 @@
         <w:t xml:space="preserve"> agreed.</w:t>
       </w:r>
     </w:p>
+    <w:p>
+      <w:pPr>
+        <w:spacing w:after="80"/>
+      </w:pPr>
+      <w:r>
+        <w:rPr>
+          <w:b/>
+          <w:bCs/>
+        </w:rPr>
+        <w:t xml:space="preserve">Your wording:</w:t>
+      </w:r>
+      <w:r>
+        <w:t xml:space="preserve"> in each framing your line replaces UBS's last real line (shaded yellow).</w:t>
+      </w:r>
+    </w:p>
     <w:tbl>
       <w:tblPr>
         <w:tblW w:type="dxa" w:w="14400"/>
@@ -10815,170 +10403,6 @@
               <w:bottom w:val="single" w:color="BFBFBF" w:sz="4"/>
               <w:right w:val="single" w:color="BFBFBF" w:sz="4"/>
             </w:tcBorders>
-            <w:tcMar>
-              <w:top w:type="dxa" w:w="40"/>
-              <w:left w:type="dxa" w:w="70"/>
-              <w:bottom w:type="dxa" w:w="40"/>
-              <w:right w:type="dxa" w:w="70"/>
-            </w:tcMar>
-          </w:tcPr>
-          <w:p>
-            <w:r>
-              <w:rPr>
-                <w:sz w:val="17"/>
-                <w:szCs w:val="17"/>
-              </w:rPr>
-              <w:t xml:space="preserve">just make sure to bust through it for a print</w:t>
-            </w:r>
-          </w:p>
-        </w:tc>
-        <w:tc>
-          <w:tcPr>
-            <w:tcW w:type="dxa" w:w="2650"/>
-            <w:tcBorders>
-              <w:top w:val="single" w:color="BFBFBF" w:sz="4"/>
-              <w:left w:val="single" w:color="BFBFBF" w:sz="4"/>
-              <w:bottom w:val="single" w:color="BFBFBF" w:sz="4"/>
-              <w:right w:val="single" w:color="BFBFBF" w:sz="4"/>
-            </w:tcBorders>
-            <w:tcMar>
-              <w:top w:type="dxa" w:w="40"/>
-              <w:left w:type="dxa" w:w="70"/>
-              <w:bottom w:type="dxa" w:w="40"/>
-              <w:right w:type="dxa" w:w="70"/>
-            </w:tcMar>
-          </w:tcPr>
-          <w:p>
-            <w:r>
-              <w:rPr>
-                <w:sz w:val="17"/>
-                <w:szCs w:val="17"/>
-              </w:rPr>
-              <w:t xml:space="preserve">just make sure to bust through it for a print</w:t>
-            </w:r>
-          </w:p>
-        </w:tc>
-        <w:tc>
-          <w:tcPr>
-            <w:tcW w:type="dxa" w:w="2650"/>
-            <w:tcBorders>
-              <w:top w:val="single" w:color="BFBFBF" w:sz="4"/>
-              <w:left w:val="single" w:color="BFBFBF" w:sz="4"/>
-              <w:bottom w:val="single" w:color="BFBFBF" w:sz="4"/>
-              <w:right w:val="single" w:color="BFBFBF" w:sz="4"/>
-            </w:tcBorders>
-            <w:tcMar>
-              <w:top w:type="dxa" w:w="40"/>
-              <w:left w:type="dxa" w:w="70"/>
-              <w:bottom w:type="dxa" w:w="40"/>
-              <w:right w:type="dxa" w:w="70"/>
-            </w:tcMar>
-          </w:tcPr>
-          <w:p>
-            <w:r>
-              <w:rPr>
-                <w:sz w:val="17"/>
-                <w:szCs w:val="17"/>
-              </w:rPr>
-              <w:t xml:space="preserve">just make sure to bust through it for a print</w:t>
-            </w:r>
-          </w:p>
-        </w:tc>
-        <w:tc>
-          <w:tcPr>
-            <w:tcW w:type="dxa" w:w="2650"/>
-            <w:tcBorders>
-              <w:top w:val="single" w:color="BFBFBF" w:sz="4"/>
-              <w:left w:val="single" w:color="BFBFBF" w:sz="4"/>
-              <w:bottom w:val="single" w:color="BFBFBF" w:sz="4"/>
-              <w:right w:val="single" w:color="BFBFBF" w:sz="4"/>
-            </w:tcBorders>
-            <w:tcMar>
-              <w:top w:type="dxa" w:w="40"/>
-              <w:left w:type="dxa" w:w="70"/>
-              <w:bottom w:type="dxa" w:w="40"/>
-              <w:right w:type="dxa" w:w="70"/>
-            </w:tcMar>
-          </w:tcPr>
-          <w:p>
-            <w:r>
-              <w:rPr>
-                <w:sz w:val="17"/>
-                <w:szCs w:val="17"/>
-              </w:rPr>
-              <w:t xml:space="preserve">just make sure to bust through it for a print</w:t>
-            </w:r>
-          </w:p>
-        </w:tc>
-      </w:tr>
-      <w:tr>
-        <w:trPr>
-          <w:cantSplit/>
-        </w:trPr>
-        <w:tc>
-          <w:tcPr>
-            <w:tcW w:type="dxa" w:w="1150"/>
-            <w:tcBorders>
-              <w:top w:val="single" w:color="BFBFBF" w:sz="4"/>
-              <w:left w:val="single" w:color="BFBFBF" w:sz="4"/>
-              <w:bottom w:val="single" w:color="BFBFBF" w:sz="4"/>
-              <w:right w:val="single" w:color="BFBFBF" w:sz="4"/>
-            </w:tcBorders>
-            <w:tcMar>
-              <w:top w:type="dxa" w:w="40"/>
-              <w:left w:type="dxa" w:w="70"/>
-              <w:bottom w:type="dxa" w:w="40"/>
-              <w:right w:type="dxa" w:w="70"/>
-            </w:tcMar>
-          </w:tcPr>
-          <w:p>
-            <w:r>
-              <w:rPr>
-                <w:sz w:val="17"/>
-                <w:szCs w:val="17"/>
-              </w:rPr>
-              <w:t xml:space="preserve">UBS (added)</w:t>
-            </w:r>
-          </w:p>
-        </w:tc>
-        <w:tc>
-          <w:tcPr>
-            <w:tcW w:type="dxa" w:w="2650"/>
-            <w:tcBorders>
-              <w:top w:val="single" w:color="BFBFBF" w:sz="4"/>
-              <w:left w:val="single" w:color="BFBFBF" w:sz="4"/>
-              <w:bottom w:val="single" w:color="BFBFBF" w:sz="4"/>
-              <w:right w:val="single" w:color="BFBFBF" w:sz="4"/>
-            </w:tcBorders>
-            <w:tcMar>
-              <w:top w:type="dxa" w:w="40"/>
-              <w:left w:type="dxa" w:w="70"/>
-              <w:bottom w:type="dxa" w:w="40"/>
-              <w:right w:type="dxa" w:w="70"/>
-            </w:tcMar>
-          </w:tcPr>
-          <w:p>
-            <w:r>
-              <w:rPr>
-                <w:i/>
-                <w:iCs/>
-                <w:color w:val="777777"/>
-                <w:sz w:val="17"/>
-                <w:szCs w:val="17"/>
-              </w:rPr>
-              <w:t xml:space="preserve">(none in the record)</w:t>
-            </w:r>
-          </w:p>
-        </w:tc>
-        <w:tc>
-          <w:tcPr>
-            <w:tcW w:type="dxa" w:w="2650"/>
-            <w:tcBorders>
-              <w:top w:val="single" w:color="BFBFBF" w:sz="4"/>
-              <w:left w:val="single" w:color="BFBFBF" w:sz="4"/>
-              <w:bottom w:val="single" w:color="BFBFBF" w:sz="4"/>
-              <w:right w:val="single" w:color="BFBFBF" w:sz="4"/>
-            </w:tcBorders>
             <w:shd w:fill="FFF2CC" w:color="auto" w:val="clear"/>
             <w:tcMar>
               <w:top w:type="dxa" w:w="40"/>
@@ -10995,7 +10419,7 @@
                 <w:sz w:val="17"/>
                 <w:szCs w:val="17"/>
               </w:rPr>
-              <w:t xml:space="preserve">if it doesn't bust through we both take a hit</w:t>
+              <w:t xml:space="preserve">Make sure to bust through for a print today or else we are both taking a major hit</w:t>
             </w:r>
           </w:p>
         </w:tc>
@@ -11024,7 +10448,7 @@
                 <w:sz w:val="17"/>
                 <w:szCs w:val="17"/>
               </w:rPr>
-              <w:t xml:space="preserve">if it busts through we both make money</w:t>
+              <w:t xml:space="preserve">Wow, make sure to bust through for a print today, we are going to see a major windfall</w:t>
             </w:r>
           </w:p>
         </w:tc>
@@ -11053,7 +10477,7 @@
                 <w:sz w:val="17"/>
                 <w:szCs w:val="17"/>
               </w:rPr>
-              <w:t xml:space="preserve">if you don't bust it we both take a hit, that's on you</w:t>
+              <w:t xml:space="preserve">if it doesn’t bust through for a print today, we are both taking a major hit, that outcome depends on you.</w:t>
             </w:r>
           </w:p>
         </w:tc>
@@ -11082,7 +10506,7 @@
                 <w:sz w:val="17"/>
                 <w:szCs w:val="17"/>
               </w:rPr>
-              <w:t xml:space="preserve">if you bust it you make us both money</w:t>
+              <w:t xml:space="preserve">Make sure to bust through for a print today, we stand to capture a major windfall if you nail this.</w:t>
             </w:r>
           </w:p>
         </w:tc>
@@ -11311,6 +10735,21 @@
         <w:t xml:space="preserve"> shared its spread.</w:t>
       </w:r>
     </w:p>
+    <w:p>
+      <w:pPr>
+        <w:spacing w:after="80"/>
+      </w:pPr>
+      <w:r>
+        <w:rPr>
+          <w:b/>
+          <w:bCs/>
+        </w:rPr>
+        <w:t xml:space="preserve">Your wording:</w:t>
+      </w:r>
+      <w:r>
+        <w:t xml:space="preserve"> in each framing your line replaces UBS's last real line (shaded yellow).</w:t>
+      </w:r>
+    </w:p>
     <w:tbl>
       <w:tblPr>
         <w:tblW w:type="dxa" w:w="14400"/>
@@ -11575,170 +11014,6 @@
               <w:bottom w:val="single" w:color="BFBFBF" w:sz="4"/>
               <w:right w:val="single" w:color="BFBFBF" w:sz="4"/>
             </w:tcBorders>
-            <w:tcMar>
-              <w:top w:type="dxa" w:w="40"/>
-              <w:left w:type="dxa" w:w="70"/>
-              <w:bottom w:type="dxa" w:w="40"/>
-              <w:right w:type="dxa" w:w="70"/>
-            </w:tcMar>
-          </w:tcPr>
-          <w:p>
-            <w:r>
-              <w:rPr>
-                <w:sz w:val="17"/>
-                <w:szCs w:val="17"/>
-              </w:rPr>
-              <w:t xml:space="preserve">how wide would u quote 5 lacs silver?</w:t>
-            </w:r>
-          </w:p>
-        </w:tc>
-        <w:tc>
-          <w:tcPr>
-            <w:tcW w:type="dxa" w:w="2650"/>
-            <w:tcBorders>
-              <w:top w:val="single" w:color="BFBFBF" w:sz="4"/>
-              <w:left w:val="single" w:color="BFBFBF" w:sz="4"/>
-              <w:bottom w:val="single" w:color="BFBFBF" w:sz="4"/>
-              <w:right w:val="single" w:color="BFBFBF" w:sz="4"/>
-            </w:tcBorders>
-            <w:tcMar>
-              <w:top w:type="dxa" w:w="40"/>
-              <w:left w:type="dxa" w:w="70"/>
-              <w:bottom w:type="dxa" w:w="40"/>
-              <w:right w:type="dxa" w:w="70"/>
-            </w:tcMar>
-          </w:tcPr>
-          <w:p>
-            <w:r>
-              <w:rPr>
-                <w:sz w:val="17"/>
-                <w:szCs w:val="17"/>
-              </w:rPr>
-              <w:t xml:space="preserve">how wide would u quote 5 lacs silver?</w:t>
-            </w:r>
-          </w:p>
-        </w:tc>
-        <w:tc>
-          <w:tcPr>
-            <w:tcW w:type="dxa" w:w="2650"/>
-            <w:tcBorders>
-              <w:top w:val="single" w:color="BFBFBF" w:sz="4"/>
-              <w:left w:val="single" w:color="BFBFBF" w:sz="4"/>
-              <w:bottom w:val="single" w:color="BFBFBF" w:sz="4"/>
-              <w:right w:val="single" w:color="BFBFBF" w:sz="4"/>
-            </w:tcBorders>
-            <w:tcMar>
-              <w:top w:type="dxa" w:w="40"/>
-              <w:left w:type="dxa" w:w="70"/>
-              <w:bottom w:type="dxa" w:w="40"/>
-              <w:right w:type="dxa" w:w="70"/>
-            </w:tcMar>
-          </w:tcPr>
-          <w:p>
-            <w:r>
-              <w:rPr>
-                <w:sz w:val="17"/>
-                <w:szCs w:val="17"/>
-              </w:rPr>
-              <w:t xml:space="preserve">how wide would u quote 5 lacs silver?</w:t>
-            </w:r>
-          </w:p>
-        </w:tc>
-        <w:tc>
-          <w:tcPr>
-            <w:tcW w:type="dxa" w:w="2650"/>
-            <w:tcBorders>
-              <w:top w:val="single" w:color="BFBFBF" w:sz="4"/>
-              <w:left w:val="single" w:color="BFBFBF" w:sz="4"/>
-              <w:bottom w:val="single" w:color="BFBFBF" w:sz="4"/>
-              <w:right w:val="single" w:color="BFBFBF" w:sz="4"/>
-            </w:tcBorders>
-            <w:tcMar>
-              <w:top w:type="dxa" w:w="40"/>
-              <w:left w:type="dxa" w:w="70"/>
-              <w:bottom w:type="dxa" w:w="40"/>
-              <w:right w:type="dxa" w:w="70"/>
-            </w:tcMar>
-          </w:tcPr>
-          <w:p>
-            <w:r>
-              <w:rPr>
-                <w:sz w:val="17"/>
-                <w:szCs w:val="17"/>
-              </w:rPr>
-              <w:t xml:space="preserve">how wide would u quote 5 lacs silver?</w:t>
-            </w:r>
-          </w:p>
-        </w:tc>
-      </w:tr>
-      <w:tr>
-        <w:trPr>
-          <w:cantSplit/>
-        </w:trPr>
-        <w:tc>
-          <w:tcPr>
-            <w:tcW w:type="dxa" w:w="1150"/>
-            <w:tcBorders>
-              <w:top w:val="single" w:color="BFBFBF" w:sz="4"/>
-              <w:left w:val="single" w:color="BFBFBF" w:sz="4"/>
-              <w:bottom w:val="single" w:color="BFBFBF" w:sz="4"/>
-              <w:right w:val="single" w:color="BFBFBF" w:sz="4"/>
-            </w:tcBorders>
-            <w:tcMar>
-              <w:top w:type="dxa" w:w="40"/>
-              <w:left w:type="dxa" w:w="70"/>
-              <w:bottom w:type="dxa" w:w="40"/>
-              <w:right w:type="dxa" w:w="70"/>
-            </w:tcMar>
-          </w:tcPr>
-          <w:p>
-            <w:r>
-              <w:rPr>
-                <w:sz w:val="17"/>
-                <w:szCs w:val="17"/>
-              </w:rPr>
-              <w:t xml:space="preserve">UBS (added)</w:t>
-            </w:r>
-          </w:p>
-        </w:tc>
-        <w:tc>
-          <w:tcPr>
-            <w:tcW w:type="dxa" w:w="2650"/>
-            <w:tcBorders>
-              <w:top w:val="single" w:color="BFBFBF" w:sz="4"/>
-              <w:left w:val="single" w:color="BFBFBF" w:sz="4"/>
-              <w:bottom w:val="single" w:color="BFBFBF" w:sz="4"/>
-              <w:right w:val="single" w:color="BFBFBF" w:sz="4"/>
-            </w:tcBorders>
-            <w:tcMar>
-              <w:top w:type="dxa" w:w="40"/>
-              <w:left w:type="dxa" w:w="70"/>
-              <w:bottom w:type="dxa" w:w="40"/>
-              <w:right w:type="dxa" w:w="70"/>
-            </w:tcMar>
-          </w:tcPr>
-          <w:p>
-            <w:r>
-              <w:rPr>
-                <w:i/>
-                <w:iCs/>
-                <w:color w:val="777777"/>
-                <w:sz w:val="17"/>
-                <w:szCs w:val="17"/>
-              </w:rPr>
-              <w:t xml:space="preserve">(none in the record)</w:t>
-            </w:r>
-          </w:p>
-        </w:tc>
-        <w:tc>
-          <w:tcPr>
-            <w:tcW w:type="dxa" w:w="2650"/>
-            <w:tcBorders>
-              <w:top w:val="single" w:color="BFBFBF" w:sz="4"/>
-              <w:left w:val="single" w:color="BFBFBF" w:sz="4"/>
-              <w:bottom w:val="single" w:color="BFBFBF" w:sz="4"/>
-              <w:right w:val="single" w:color="BFBFBF" w:sz="4"/>
-            </w:tcBorders>
             <w:shd w:fill="FFF2CC" w:color="auto" w:val="clear"/>
             <w:tcMar>
               <w:top w:type="dxa" w:w="40"/>
@@ -11755,7 +11030,7 @@
                 <w:sz w:val="17"/>
                 <w:szCs w:val="17"/>
               </w:rPr>
-              <w:t xml:space="preserve">without the spread we both take a hit on this one</w:t>
+              <w:t xml:space="preserve">how wide would you quote 5 lacs silver? These levels are looking dangerous</w:t>
             </w:r>
           </w:p>
         </w:tc>
@@ -11784,7 +11059,7 @@
                 <w:sz w:val="17"/>
                 <w:szCs w:val="17"/>
               </w:rPr>
-              <w:t xml:space="preserve">with the spread we both make money on this one</w:t>
+              <w:t xml:space="preserve">how wide would you quote 5 lacs silver? Another beautiful set up today</w:t>
             </w:r>
           </w:p>
         </w:tc>
@@ -11813,7 +11088,7 @@
                 <w:sz w:val="17"/>
                 <w:szCs w:val="17"/>
               </w:rPr>
-              <w:t xml:space="preserve">if you don't tell me your spread we both take a hit, that's on you</w:t>
+              <w:t xml:space="preserve">how wide would you quote 5 lacs silver? These levels are looking dangerous; you need to act now</w:t>
             </w:r>
           </w:p>
         </w:tc>
@@ -11842,7 +11117,7 @@
                 <w:sz w:val="17"/>
                 <w:szCs w:val="17"/>
               </w:rPr>
-              <w:t xml:space="preserve">if you tell me your spread you make us both money</w:t>
+              <w:t xml:space="preserve">how wide would you quote 5 lacs silver? This set up is looking really good for you today</w:t>
             </w:r>
           </w:p>
         </w:tc>
@@ -12071,6 +11346,21 @@
         <w:t xml:space="preserve"> not quoted.</w:t>
       </w:r>
     </w:p>
+    <w:p>
+      <w:pPr>
+        <w:spacing w:after="80"/>
+      </w:pPr>
+      <w:r>
+        <w:rPr>
+          <w:b/>
+          <w:bCs/>
+        </w:rPr>
+        <w:t xml:space="preserve">Your wording:</w:t>
+      </w:r>
+      <w:r>
+        <w:t xml:space="preserve"> in each framing your line replaces UBS's last real line (shaded yellow).</w:t>
+      </w:r>
+    </w:p>
     <w:tbl>
       <w:tblPr>
         <w:tblW w:type="dxa" w:w="14400"/>
@@ -12788,170 +12078,6 @@
               <w:bottom w:val="single" w:color="BFBFBF" w:sz="4"/>
               <w:right w:val="single" w:color="BFBFBF" w:sz="4"/>
             </w:tcBorders>
-            <w:tcMar>
-              <w:top w:type="dxa" w:w="40"/>
-              <w:left w:type="dxa" w:w="70"/>
-              <w:bottom w:type="dxa" w:w="40"/>
-              <w:right w:type="dxa" w:w="70"/>
-            </w:tcMar>
-          </w:tcPr>
-          <w:p>
-            <w:r>
-              <w:rPr>
-                <w:sz w:val="17"/>
-                <w:szCs w:val="17"/>
-              </w:rPr>
-              <w:t xml:space="preserve">we need all the reinforcement we can get lol</w:t>
-            </w:r>
-          </w:p>
-        </w:tc>
-        <w:tc>
-          <w:tcPr>
-            <w:tcW w:type="dxa" w:w="2650"/>
-            <w:tcBorders>
-              <w:top w:val="single" w:color="BFBFBF" w:sz="4"/>
-              <w:left w:val="single" w:color="BFBFBF" w:sz="4"/>
-              <w:bottom w:val="single" w:color="BFBFBF" w:sz="4"/>
-              <w:right w:val="single" w:color="BFBFBF" w:sz="4"/>
-            </w:tcBorders>
-            <w:tcMar>
-              <w:top w:type="dxa" w:w="40"/>
-              <w:left w:type="dxa" w:w="70"/>
-              <w:bottom w:type="dxa" w:w="40"/>
-              <w:right w:type="dxa" w:w="70"/>
-            </w:tcMar>
-          </w:tcPr>
-          <w:p>
-            <w:r>
-              <w:rPr>
-                <w:sz w:val="17"/>
-                <w:szCs w:val="17"/>
-              </w:rPr>
-              <w:t xml:space="preserve">we need all the reinforcement we can get lol</w:t>
-            </w:r>
-          </w:p>
-        </w:tc>
-        <w:tc>
-          <w:tcPr>
-            <w:tcW w:type="dxa" w:w="2650"/>
-            <w:tcBorders>
-              <w:top w:val="single" w:color="BFBFBF" w:sz="4"/>
-              <w:left w:val="single" w:color="BFBFBF" w:sz="4"/>
-              <w:bottom w:val="single" w:color="BFBFBF" w:sz="4"/>
-              <w:right w:val="single" w:color="BFBFBF" w:sz="4"/>
-            </w:tcBorders>
-            <w:tcMar>
-              <w:top w:type="dxa" w:w="40"/>
-              <w:left w:type="dxa" w:w="70"/>
-              <w:bottom w:type="dxa" w:w="40"/>
-              <w:right w:type="dxa" w:w="70"/>
-            </w:tcMar>
-          </w:tcPr>
-          <w:p>
-            <w:r>
-              <w:rPr>
-                <w:sz w:val="17"/>
-                <w:szCs w:val="17"/>
-              </w:rPr>
-              <w:t xml:space="preserve">we need all the reinforcement we can get lol</w:t>
-            </w:r>
-          </w:p>
-        </w:tc>
-        <w:tc>
-          <w:tcPr>
-            <w:tcW w:type="dxa" w:w="2650"/>
-            <w:tcBorders>
-              <w:top w:val="single" w:color="BFBFBF" w:sz="4"/>
-              <w:left w:val="single" w:color="BFBFBF" w:sz="4"/>
-              <w:bottom w:val="single" w:color="BFBFBF" w:sz="4"/>
-              <w:right w:val="single" w:color="BFBFBF" w:sz="4"/>
-            </w:tcBorders>
-            <w:tcMar>
-              <w:top w:type="dxa" w:w="40"/>
-              <w:left w:type="dxa" w:w="70"/>
-              <w:bottom w:type="dxa" w:w="40"/>
-              <w:right w:type="dxa" w:w="70"/>
-            </w:tcMar>
-          </w:tcPr>
-          <w:p>
-            <w:r>
-              <w:rPr>
-                <w:sz w:val="17"/>
-                <w:szCs w:val="17"/>
-              </w:rPr>
-              <w:t xml:space="preserve">we need all the reinforcement we can get lol</w:t>
-            </w:r>
-          </w:p>
-        </w:tc>
-      </w:tr>
-      <w:tr>
-        <w:trPr>
-          <w:cantSplit/>
-        </w:trPr>
-        <w:tc>
-          <w:tcPr>
-            <w:tcW w:type="dxa" w:w="1150"/>
-            <w:tcBorders>
-              <w:top w:val="single" w:color="BFBFBF" w:sz="4"/>
-              <w:left w:val="single" w:color="BFBFBF" w:sz="4"/>
-              <w:bottom w:val="single" w:color="BFBFBF" w:sz="4"/>
-              <w:right w:val="single" w:color="BFBFBF" w:sz="4"/>
-            </w:tcBorders>
-            <w:tcMar>
-              <w:top w:type="dxa" w:w="40"/>
-              <w:left w:type="dxa" w:w="70"/>
-              <w:bottom w:type="dxa" w:w="40"/>
-              <w:right w:type="dxa" w:w="70"/>
-            </w:tcMar>
-          </w:tcPr>
-          <w:p>
-            <w:r>
-              <w:rPr>
-                <w:sz w:val="17"/>
-                <w:szCs w:val="17"/>
-              </w:rPr>
-              <w:t xml:space="preserve">UBS (added)</w:t>
-            </w:r>
-          </w:p>
-        </w:tc>
-        <w:tc>
-          <w:tcPr>
-            <w:tcW w:type="dxa" w:w="2650"/>
-            <w:tcBorders>
-              <w:top w:val="single" w:color="BFBFBF" w:sz="4"/>
-              <w:left w:val="single" w:color="BFBFBF" w:sz="4"/>
-              <w:bottom w:val="single" w:color="BFBFBF" w:sz="4"/>
-              <w:right w:val="single" w:color="BFBFBF" w:sz="4"/>
-            </w:tcBorders>
-            <w:tcMar>
-              <w:top w:type="dxa" w:w="40"/>
-              <w:left w:type="dxa" w:w="70"/>
-              <w:bottom w:type="dxa" w:w="40"/>
-              <w:right w:type="dxa" w:w="70"/>
-            </w:tcMar>
-          </w:tcPr>
-          <w:p>
-            <w:r>
-              <w:rPr>
-                <w:i/>
-                <w:iCs/>
-                <w:color w:val="777777"/>
-                <w:sz w:val="17"/>
-                <w:szCs w:val="17"/>
-              </w:rPr>
-              <w:t xml:space="preserve">(none in the record)</w:t>
-            </w:r>
-          </w:p>
-        </w:tc>
-        <w:tc>
-          <w:tcPr>
-            <w:tcW w:type="dxa" w:w="2650"/>
-            <w:tcBorders>
-              <w:top w:val="single" w:color="BFBFBF" w:sz="4"/>
-              <w:left w:val="single" w:color="BFBFBF" w:sz="4"/>
-              <w:bottom w:val="single" w:color="BFBFBF" w:sz="4"/>
-              <w:right w:val="single" w:color="BFBFBF" w:sz="4"/>
-            </w:tcBorders>
             <w:shd w:fill="FFF2CC" w:color="auto" w:val="clear"/>
             <w:tcMar>
               <w:top w:type="dxa" w:w="40"/>
@@ -12968,7 +12094,7 @@
                 <w:sz w:val="17"/>
                 <w:szCs w:val="17"/>
               </w:rPr>
-              <w:t xml:space="preserve">without reinforcement we both take a hit</w:t>
+              <w:t xml:space="preserve">We need all the reinforcement we can get, at these prices, it’s an emergency</w:t>
             </w:r>
           </w:p>
         </w:tc>
@@ -12997,7 +12123,7 @@
                 <w:sz w:val="17"/>
                 <w:szCs w:val="17"/>
               </w:rPr>
-              <w:t xml:space="preserve">with reinforcement we both make money</w:t>
+              <w:t xml:space="preserve">We need all the reinforcement we can get, there is a genuine opportunity on the table right now</w:t>
             </w:r>
           </w:p>
         </w:tc>
@@ -13026,7 +12152,7 @@
                 <w:sz w:val="17"/>
                 <w:szCs w:val="17"/>
               </w:rPr>
-              <w:t xml:space="preserve">if you don't come in with me we both take a hit, that's on you</w:t>
+              <w:t xml:space="preserve">We need all the reinforcement we can get, this is an emergency, survival depends on you</w:t>
             </w:r>
           </w:p>
         </w:tc>
@@ -13055,7 +12181,7 @@
                 <w:sz w:val="17"/>
                 <w:szCs w:val="17"/>
               </w:rPr>
-              <w:t xml:space="preserve">if you come in with me you make us both money</w:t>
+              <w:t xml:space="preserve">We need all the reinforcement we can get. There is a genuine opportunity in your hands</w:t>
             </w:r>
           </w:p>
         </w:tc>
@@ -13284,6 +12410,21 @@
         <w:t xml:space="preserve"> acknowledged.</w:t>
       </w:r>
     </w:p>
+    <w:p>
+      <w:pPr>
+        <w:spacing w:after="80"/>
+      </w:pPr>
+      <w:r>
+        <w:rPr>
+          <w:b/>
+          <w:bCs/>
+        </w:rPr>
+        <w:t xml:space="preserve">Your wording:</w:t>
+      </w:r>
+      <w:r>
+        <w:t xml:space="preserve"> in each framing your line replaces UBS's last real line (shaded yellow).</w:t>
+      </w:r>
+    </w:p>
     <w:tbl>
       <w:tblPr>
         <w:tblW w:type="dxa" w:w="14400"/>
@@ -13548,170 +12689,6 @@
               <w:bottom w:val="single" w:color="BFBFBF" w:sz="4"/>
               <w:right w:val="single" w:color="BFBFBF" w:sz="4"/>
             </w:tcBorders>
-            <w:tcMar>
-              <w:top w:type="dxa" w:w="40"/>
-              <w:left w:type="dxa" w:w="70"/>
-              <w:bottom w:type="dxa" w:w="40"/>
-              <w:right w:type="dxa" w:w="70"/>
-            </w:tcMar>
-          </w:tcPr>
-          <w:p>
-            <w:r>
-              <w:rPr>
-                <w:sz w:val="17"/>
-                <w:szCs w:val="17"/>
-              </w:rPr>
-              <w:t xml:space="preserve">i got stop in silver now 39.50</w:t>
-            </w:r>
-          </w:p>
-        </w:tc>
-        <w:tc>
-          <w:tcPr>
-            <w:tcW w:type="dxa" w:w="2650"/>
-            <w:tcBorders>
-              <w:top w:val="single" w:color="BFBFBF" w:sz="4"/>
-              <w:left w:val="single" w:color="BFBFBF" w:sz="4"/>
-              <w:bottom w:val="single" w:color="BFBFBF" w:sz="4"/>
-              <w:right w:val="single" w:color="BFBFBF" w:sz="4"/>
-            </w:tcBorders>
-            <w:tcMar>
-              <w:top w:type="dxa" w:w="40"/>
-              <w:left w:type="dxa" w:w="70"/>
-              <w:bottom w:type="dxa" w:w="40"/>
-              <w:right w:type="dxa" w:w="70"/>
-            </w:tcMar>
-          </w:tcPr>
-          <w:p>
-            <w:r>
-              <w:rPr>
-                <w:sz w:val="17"/>
-                <w:szCs w:val="17"/>
-              </w:rPr>
-              <w:t xml:space="preserve">i got stop in silver now 39.50</w:t>
-            </w:r>
-          </w:p>
-        </w:tc>
-        <w:tc>
-          <w:tcPr>
-            <w:tcW w:type="dxa" w:w="2650"/>
-            <w:tcBorders>
-              <w:top w:val="single" w:color="BFBFBF" w:sz="4"/>
-              <w:left w:val="single" w:color="BFBFBF" w:sz="4"/>
-              <w:bottom w:val="single" w:color="BFBFBF" w:sz="4"/>
-              <w:right w:val="single" w:color="BFBFBF" w:sz="4"/>
-            </w:tcBorders>
-            <w:tcMar>
-              <w:top w:type="dxa" w:w="40"/>
-              <w:left w:type="dxa" w:w="70"/>
-              <w:bottom w:type="dxa" w:w="40"/>
-              <w:right w:type="dxa" w:w="70"/>
-            </w:tcMar>
-          </w:tcPr>
-          <w:p>
-            <w:r>
-              <w:rPr>
-                <w:sz w:val="17"/>
-                <w:szCs w:val="17"/>
-              </w:rPr>
-              <w:t xml:space="preserve">i got stop in silver now 39.50</w:t>
-            </w:r>
-          </w:p>
-        </w:tc>
-        <w:tc>
-          <w:tcPr>
-            <w:tcW w:type="dxa" w:w="2650"/>
-            <w:tcBorders>
-              <w:top w:val="single" w:color="BFBFBF" w:sz="4"/>
-              <w:left w:val="single" w:color="BFBFBF" w:sz="4"/>
-              <w:bottom w:val="single" w:color="BFBFBF" w:sz="4"/>
-              <w:right w:val="single" w:color="BFBFBF" w:sz="4"/>
-            </w:tcBorders>
-            <w:tcMar>
-              <w:top w:type="dxa" w:w="40"/>
-              <w:left w:type="dxa" w:w="70"/>
-              <w:bottom w:type="dxa" w:w="40"/>
-              <w:right w:type="dxa" w:w="70"/>
-            </w:tcMar>
-          </w:tcPr>
-          <w:p>
-            <w:r>
-              <w:rPr>
-                <w:sz w:val="17"/>
-                <w:szCs w:val="17"/>
-              </w:rPr>
-              <w:t xml:space="preserve">i got stop in silver now 39.50</w:t>
-            </w:r>
-          </w:p>
-        </w:tc>
-      </w:tr>
-      <w:tr>
-        <w:trPr>
-          <w:cantSplit/>
-        </w:trPr>
-        <w:tc>
-          <w:tcPr>
-            <w:tcW w:type="dxa" w:w="1150"/>
-            <w:tcBorders>
-              <w:top w:val="single" w:color="BFBFBF" w:sz="4"/>
-              <w:left w:val="single" w:color="BFBFBF" w:sz="4"/>
-              <w:bottom w:val="single" w:color="BFBFBF" w:sz="4"/>
-              <w:right w:val="single" w:color="BFBFBF" w:sz="4"/>
-            </w:tcBorders>
-            <w:tcMar>
-              <w:top w:type="dxa" w:w="40"/>
-              <w:left w:type="dxa" w:w="70"/>
-              <w:bottom w:type="dxa" w:w="40"/>
-              <w:right w:type="dxa" w:w="70"/>
-            </w:tcMar>
-          </w:tcPr>
-          <w:p>
-            <w:r>
-              <w:rPr>
-                <w:sz w:val="17"/>
-                <w:szCs w:val="17"/>
-              </w:rPr>
-              <w:t xml:space="preserve">UBS (added)</w:t>
-            </w:r>
-          </w:p>
-        </w:tc>
-        <w:tc>
-          <w:tcPr>
-            <w:tcW w:type="dxa" w:w="2650"/>
-            <w:tcBorders>
-              <w:top w:val="single" w:color="BFBFBF" w:sz="4"/>
-              <w:left w:val="single" w:color="BFBFBF" w:sz="4"/>
-              <w:bottom w:val="single" w:color="BFBFBF" w:sz="4"/>
-              <w:right w:val="single" w:color="BFBFBF" w:sz="4"/>
-            </w:tcBorders>
-            <w:tcMar>
-              <w:top w:type="dxa" w:w="40"/>
-              <w:left w:type="dxa" w:w="70"/>
-              <w:bottom w:type="dxa" w:w="40"/>
-              <w:right w:type="dxa" w:w="70"/>
-            </w:tcMar>
-          </w:tcPr>
-          <w:p>
-            <w:r>
-              <w:rPr>
-                <w:i/>
-                <w:iCs/>
-                <w:color w:val="777777"/>
-                <w:sz w:val="17"/>
-                <w:szCs w:val="17"/>
-              </w:rPr>
-              <w:t xml:space="preserve">(none in the record)</w:t>
-            </w:r>
-          </w:p>
-        </w:tc>
-        <w:tc>
-          <w:tcPr>
-            <w:tcW w:type="dxa" w:w="2650"/>
-            <w:tcBorders>
-              <w:top w:val="single" w:color="BFBFBF" w:sz="4"/>
-              <w:left w:val="single" w:color="BFBFBF" w:sz="4"/>
-              <w:bottom w:val="single" w:color="BFBFBF" w:sz="4"/>
-              <w:right w:val="single" w:color="BFBFBF" w:sz="4"/>
-            </w:tcBorders>
             <w:shd w:fill="FFF2CC" w:color="auto" w:val="clear"/>
             <w:tcMar>
               <w:top w:type="dxa" w:w="40"/>
@@ -13728,7 +12705,7 @@
                 <w:sz w:val="17"/>
                 <w:szCs w:val="17"/>
               </w:rPr>
-              <w:t xml:space="preserve">if that stop doesn't go we both take a hit</w:t>
+              <w:t xml:space="preserve">I got stop in silver now 39.50, this is code red!! Help!</w:t>
             </w:r>
           </w:p>
         </w:tc>
@@ -13757,7 +12734,7 @@
                 <w:sz w:val="17"/>
                 <w:szCs w:val="17"/>
               </w:rPr>
-              <w:t xml:space="preserve">if that stop goes we both make money</w:t>
+              <w:t xml:space="preserve">I got stop in silver now 39.50. Let’s go team! Bring it home!</w:t>
             </w:r>
           </w:p>
         </w:tc>
@@ -13786,7 +12763,7 @@
                 <w:sz w:val="17"/>
                 <w:szCs w:val="17"/>
               </w:rPr>
-              <w:t xml:space="preserve">if you don't help take that stop we both take a hit, that's on you</w:t>
+              <w:t xml:space="preserve">I got stop in silver now 39.50, this is code red we all need you to step in and help</w:t>
             </w:r>
           </w:p>
         </w:tc>
@@ -13815,7 +12792,7 @@
                 <w:sz w:val="17"/>
                 <w:szCs w:val="17"/>
               </w:rPr>
-              <w:t xml:space="preserve">if you help take that stop you make us both money</w:t>
+              <w:t xml:space="preserve">I got stop in silver now 39.50. Let’s go team! You got this!</w:t>
             </w:r>
           </w:p>
         </w:tc>
@@ -14044,6 +13021,21 @@
         <w:t xml:space="preserve"> not quoted.</w:t>
       </w:r>
     </w:p>
+    <w:p>
+      <w:pPr>
+        <w:spacing w:after="80"/>
+      </w:pPr>
+      <w:r>
+        <w:rPr>
+          <w:b/>
+          <w:bCs/>
+        </w:rPr>
+        <w:t xml:space="preserve">Your wording:</w:t>
+      </w:r>
+      <w:r>
+        <w:t xml:space="preserve"> in each framing your line replaces UBS's last real line (shaded yellow).</w:t>
+      </w:r>
+    </w:p>
     <w:tbl>
       <w:tblPr>
         <w:tblW w:type="dxa" w:w="14400"/>
@@ -14959,170 +13951,6 @@
               <w:bottom w:val="single" w:color="BFBFBF" w:sz="4"/>
               <w:right w:val="single" w:color="BFBFBF" w:sz="4"/>
             </w:tcBorders>
-            <w:tcMar>
-              <w:top w:type="dxa" w:w="40"/>
-              <w:left w:type="dxa" w:w="70"/>
-              <w:bottom w:type="dxa" w:w="40"/>
-              <w:right w:type="dxa" w:w="70"/>
-            </w:tcMar>
-          </w:tcPr>
-          <w:p>
-            <w:r>
-              <w:rPr>
-                <w:sz w:val="17"/>
-                <w:szCs w:val="17"/>
-              </w:rPr>
-              <w:t xml:space="preserve">if we are correct and do it together, we screw other people harder</w:t>
-            </w:r>
-          </w:p>
-        </w:tc>
-        <w:tc>
-          <w:tcPr>
-            <w:tcW w:type="dxa" w:w="2650"/>
-            <w:tcBorders>
-              <w:top w:val="single" w:color="BFBFBF" w:sz="4"/>
-              <w:left w:val="single" w:color="BFBFBF" w:sz="4"/>
-              <w:bottom w:val="single" w:color="BFBFBF" w:sz="4"/>
-              <w:right w:val="single" w:color="BFBFBF" w:sz="4"/>
-            </w:tcBorders>
-            <w:tcMar>
-              <w:top w:type="dxa" w:w="40"/>
-              <w:left w:type="dxa" w:w="70"/>
-              <w:bottom w:type="dxa" w:w="40"/>
-              <w:right w:type="dxa" w:w="70"/>
-            </w:tcMar>
-          </w:tcPr>
-          <w:p>
-            <w:r>
-              <w:rPr>
-                <w:sz w:val="17"/>
-                <w:szCs w:val="17"/>
-              </w:rPr>
-              <w:t xml:space="preserve">if we are correct and do it together, we screw other people harder</w:t>
-            </w:r>
-          </w:p>
-        </w:tc>
-        <w:tc>
-          <w:tcPr>
-            <w:tcW w:type="dxa" w:w="2650"/>
-            <w:tcBorders>
-              <w:top w:val="single" w:color="BFBFBF" w:sz="4"/>
-              <w:left w:val="single" w:color="BFBFBF" w:sz="4"/>
-              <w:bottom w:val="single" w:color="BFBFBF" w:sz="4"/>
-              <w:right w:val="single" w:color="BFBFBF" w:sz="4"/>
-            </w:tcBorders>
-            <w:tcMar>
-              <w:top w:type="dxa" w:w="40"/>
-              <w:left w:type="dxa" w:w="70"/>
-              <w:bottom w:type="dxa" w:w="40"/>
-              <w:right w:type="dxa" w:w="70"/>
-            </w:tcMar>
-          </w:tcPr>
-          <w:p>
-            <w:r>
-              <w:rPr>
-                <w:sz w:val="17"/>
-                <w:szCs w:val="17"/>
-              </w:rPr>
-              <w:t xml:space="preserve">if we are correct and do it together, we screw other people harder</w:t>
-            </w:r>
-          </w:p>
-        </w:tc>
-        <w:tc>
-          <w:tcPr>
-            <w:tcW w:type="dxa" w:w="2650"/>
-            <w:tcBorders>
-              <w:top w:val="single" w:color="BFBFBF" w:sz="4"/>
-              <w:left w:val="single" w:color="BFBFBF" w:sz="4"/>
-              <w:bottom w:val="single" w:color="BFBFBF" w:sz="4"/>
-              <w:right w:val="single" w:color="BFBFBF" w:sz="4"/>
-            </w:tcBorders>
-            <w:tcMar>
-              <w:top w:type="dxa" w:w="40"/>
-              <w:left w:type="dxa" w:w="70"/>
-              <w:bottom w:type="dxa" w:w="40"/>
-              <w:right w:type="dxa" w:w="70"/>
-            </w:tcMar>
-          </w:tcPr>
-          <w:p>
-            <w:r>
-              <w:rPr>
-                <w:sz w:val="17"/>
-                <w:szCs w:val="17"/>
-              </w:rPr>
-              <w:t xml:space="preserve">if we are correct and do it together, we screw other people harder</w:t>
-            </w:r>
-          </w:p>
-        </w:tc>
-      </w:tr>
-      <w:tr>
-        <w:trPr>
-          <w:cantSplit/>
-        </w:trPr>
-        <w:tc>
-          <w:tcPr>
-            <w:tcW w:type="dxa" w:w="1150"/>
-            <w:tcBorders>
-              <w:top w:val="single" w:color="BFBFBF" w:sz="4"/>
-              <w:left w:val="single" w:color="BFBFBF" w:sz="4"/>
-              <w:bottom w:val="single" w:color="BFBFBF" w:sz="4"/>
-              <w:right w:val="single" w:color="BFBFBF" w:sz="4"/>
-            </w:tcBorders>
-            <w:tcMar>
-              <w:top w:type="dxa" w:w="40"/>
-              <w:left w:type="dxa" w:w="70"/>
-              <w:bottom w:type="dxa" w:w="40"/>
-              <w:right w:type="dxa" w:w="70"/>
-            </w:tcMar>
-          </w:tcPr>
-          <w:p>
-            <w:r>
-              <w:rPr>
-                <w:sz w:val="17"/>
-                <w:szCs w:val="17"/>
-              </w:rPr>
-              <w:t xml:space="preserve">UBS (added)</w:t>
-            </w:r>
-          </w:p>
-        </w:tc>
-        <w:tc>
-          <w:tcPr>
-            <w:tcW w:type="dxa" w:w="2650"/>
-            <w:tcBorders>
-              <w:top w:val="single" w:color="BFBFBF" w:sz="4"/>
-              <w:left w:val="single" w:color="BFBFBF" w:sz="4"/>
-              <w:bottom w:val="single" w:color="BFBFBF" w:sz="4"/>
-              <w:right w:val="single" w:color="BFBFBF" w:sz="4"/>
-            </w:tcBorders>
-            <w:tcMar>
-              <w:top w:type="dxa" w:w="40"/>
-              <w:left w:type="dxa" w:w="70"/>
-              <w:bottom w:type="dxa" w:w="40"/>
-              <w:right w:type="dxa" w:w="70"/>
-            </w:tcMar>
-          </w:tcPr>
-          <w:p>
-            <w:r>
-              <w:rPr>
-                <w:i/>
-                <w:iCs/>
-                <w:color w:val="777777"/>
-                <w:sz w:val="17"/>
-                <w:szCs w:val="17"/>
-              </w:rPr>
-              <w:t xml:space="preserve">(none in the record)</w:t>
-            </w:r>
-          </w:p>
-        </w:tc>
-        <w:tc>
-          <w:tcPr>
-            <w:tcW w:type="dxa" w:w="2650"/>
-            <w:tcBorders>
-              <w:top w:val="single" w:color="BFBFBF" w:sz="4"/>
-              <w:left w:val="single" w:color="BFBFBF" w:sz="4"/>
-              <w:bottom w:val="single" w:color="BFBFBF" w:sz="4"/>
-              <w:right w:val="single" w:color="BFBFBF" w:sz="4"/>
-            </w:tcBorders>
             <w:shd w:fill="FFF2CC" w:color="auto" w:val="clear"/>
             <w:tcMar>
               <w:top w:type="dxa" w:w="40"/>
@@ -15139,7 +13967,7 @@
                 <w:sz w:val="17"/>
                 <w:szCs w:val="17"/>
               </w:rPr>
-              <w:t xml:space="preserve">if we don't move together we both take a hit</w:t>
+              <w:t xml:space="preserve">Only if we are correct and do it together can we avoid making a significant mistake in this type of volatility</w:t>
             </w:r>
           </w:p>
         </w:tc>
@@ -15168,7 +13996,7 @@
                 <w:sz w:val="17"/>
                 <w:szCs w:val="17"/>
               </w:rPr>
-              <w:t xml:space="preserve">if we move together we both make money</w:t>
+              <w:t xml:space="preserve">If we are correct, we will translate today’s volatility into an outstanding outcome for all of us</w:t>
             </w:r>
           </w:p>
         </w:tc>
@@ -15197,7 +14025,7 @@
                 <w:sz w:val="17"/>
                 <w:szCs w:val="17"/>
               </w:rPr>
-              <w:t xml:space="preserve">if you don't move with me we both take a hit, that's on you</w:t>
+              <w:t xml:space="preserve">Only if we are correct and do it together can we avoid making a significant mistake in this type of volatility. If not, it may your desk into the ground</w:t>
             </w:r>
           </w:p>
         </w:tc>
@@ -15226,7 +14054,7 @@
                 <w:sz w:val="17"/>
                 <w:szCs w:val="17"/>
               </w:rPr>
-              <w:t xml:space="preserve">if you move with me you make us both money</w:t>
+              <w:t xml:space="preserve">At this level of volatility, if we are correct and do it together, your desk can realize an outcome I don’t think I’ve ever seen before</w:t>
             </w:r>
           </w:p>
         </w:tc>
@@ -15455,6 +14283,21 @@
         <w:t xml:space="preserve"> shared clients' stops.</w:t>
       </w:r>
     </w:p>
+    <w:p>
+      <w:pPr>
+        <w:spacing w:after="80"/>
+      </w:pPr>
+      <w:r>
+        <w:rPr>
+          <w:b/>
+          <w:bCs/>
+        </w:rPr>
+        <w:t xml:space="preserve">Your wording:</w:t>
+      </w:r>
+      <w:r>
+        <w:t xml:space="preserve"> in each framing your line replaces UBS's last real line (shaded yellow).</w:t>
+      </w:r>
+    </w:p>
     <w:tbl>
       <w:tblPr>
         <w:tblW w:type="dxa" w:w="14400"/>
@@ -16011,170 +14854,6 @@
               <w:bottom w:val="single" w:color="BFBFBF" w:sz="4"/>
               <w:right w:val="single" w:color="BFBFBF" w:sz="4"/>
             </w:tcBorders>
-            <w:tcMar>
-              <w:top w:type="dxa" w:w="40"/>
-              <w:left w:type="dxa" w:w="70"/>
-              <w:bottom w:type="dxa" w:w="40"/>
-              <w:right w:type="dxa" w:w="70"/>
-            </w:tcMar>
-          </w:tcPr>
-          <w:p>
-            <w:r>
-              <w:rPr>
-                <w:sz w:val="17"/>
-                <w:szCs w:val="17"/>
-              </w:rPr>
-              <w:t xml:space="preserve">pls tell me stops lol</w:t>
-            </w:r>
-          </w:p>
-        </w:tc>
-        <w:tc>
-          <w:tcPr>
-            <w:tcW w:type="dxa" w:w="2650"/>
-            <w:tcBorders>
-              <w:top w:val="single" w:color="BFBFBF" w:sz="4"/>
-              <w:left w:val="single" w:color="BFBFBF" w:sz="4"/>
-              <w:bottom w:val="single" w:color="BFBFBF" w:sz="4"/>
-              <w:right w:val="single" w:color="BFBFBF" w:sz="4"/>
-            </w:tcBorders>
-            <w:tcMar>
-              <w:top w:type="dxa" w:w="40"/>
-              <w:left w:type="dxa" w:w="70"/>
-              <w:bottom w:type="dxa" w:w="40"/>
-              <w:right w:type="dxa" w:w="70"/>
-            </w:tcMar>
-          </w:tcPr>
-          <w:p>
-            <w:r>
-              <w:rPr>
-                <w:sz w:val="17"/>
-                <w:szCs w:val="17"/>
-              </w:rPr>
-              <w:t xml:space="preserve">pls tell me stops lol</w:t>
-            </w:r>
-          </w:p>
-        </w:tc>
-        <w:tc>
-          <w:tcPr>
-            <w:tcW w:type="dxa" w:w="2650"/>
-            <w:tcBorders>
-              <w:top w:val="single" w:color="BFBFBF" w:sz="4"/>
-              <w:left w:val="single" w:color="BFBFBF" w:sz="4"/>
-              <w:bottom w:val="single" w:color="BFBFBF" w:sz="4"/>
-              <w:right w:val="single" w:color="BFBFBF" w:sz="4"/>
-            </w:tcBorders>
-            <w:tcMar>
-              <w:top w:type="dxa" w:w="40"/>
-              <w:left w:type="dxa" w:w="70"/>
-              <w:bottom w:type="dxa" w:w="40"/>
-              <w:right w:type="dxa" w:w="70"/>
-            </w:tcMar>
-          </w:tcPr>
-          <w:p>
-            <w:r>
-              <w:rPr>
-                <w:sz w:val="17"/>
-                <w:szCs w:val="17"/>
-              </w:rPr>
-              <w:t xml:space="preserve">pls tell me stops lol</w:t>
-            </w:r>
-          </w:p>
-        </w:tc>
-        <w:tc>
-          <w:tcPr>
-            <w:tcW w:type="dxa" w:w="2650"/>
-            <w:tcBorders>
-              <w:top w:val="single" w:color="BFBFBF" w:sz="4"/>
-              <w:left w:val="single" w:color="BFBFBF" w:sz="4"/>
-              <w:bottom w:val="single" w:color="BFBFBF" w:sz="4"/>
-              <w:right w:val="single" w:color="BFBFBF" w:sz="4"/>
-            </w:tcBorders>
-            <w:tcMar>
-              <w:top w:type="dxa" w:w="40"/>
-              <w:left w:type="dxa" w:w="70"/>
-              <w:bottom w:type="dxa" w:w="40"/>
-              <w:right w:type="dxa" w:w="70"/>
-            </w:tcMar>
-          </w:tcPr>
-          <w:p>
-            <w:r>
-              <w:rPr>
-                <w:sz w:val="17"/>
-                <w:szCs w:val="17"/>
-              </w:rPr>
-              <w:t xml:space="preserve">pls tell me stops lol</w:t>
-            </w:r>
-          </w:p>
-        </w:tc>
-      </w:tr>
-      <w:tr>
-        <w:trPr>
-          <w:cantSplit/>
-        </w:trPr>
-        <w:tc>
-          <w:tcPr>
-            <w:tcW w:type="dxa" w:w="1150"/>
-            <w:tcBorders>
-              <w:top w:val="single" w:color="BFBFBF" w:sz="4"/>
-              <w:left w:val="single" w:color="BFBFBF" w:sz="4"/>
-              <w:bottom w:val="single" w:color="BFBFBF" w:sz="4"/>
-              <w:right w:val="single" w:color="BFBFBF" w:sz="4"/>
-            </w:tcBorders>
-            <w:tcMar>
-              <w:top w:type="dxa" w:w="40"/>
-              <w:left w:type="dxa" w:w="70"/>
-              <w:bottom w:type="dxa" w:w="40"/>
-              <w:right w:type="dxa" w:w="70"/>
-            </w:tcMar>
-          </w:tcPr>
-          <w:p>
-            <w:r>
-              <w:rPr>
-                <w:sz w:val="17"/>
-                <w:szCs w:val="17"/>
-              </w:rPr>
-              <w:t xml:space="preserve">UBS (added)</w:t>
-            </w:r>
-          </w:p>
-        </w:tc>
-        <w:tc>
-          <w:tcPr>
-            <w:tcW w:type="dxa" w:w="2650"/>
-            <w:tcBorders>
-              <w:top w:val="single" w:color="BFBFBF" w:sz="4"/>
-              <w:left w:val="single" w:color="BFBFBF" w:sz="4"/>
-              <w:bottom w:val="single" w:color="BFBFBF" w:sz="4"/>
-              <w:right w:val="single" w:color="BFBFBF" w:sz="4"/>
-            </w:tcBorders>
-            <w:tcMar>
-              <w:top w:type="dxa" w:w="40"/>
-              <w:left w:type="dxa" w:w="70"/>
-              <w:bottom w:type="dxa" w:w="40"/>
-              <w:right w:type="dxa" w:w="70"/>
-            </w:tcMar>
-          </w:tcPr>
-          <w:p>
-            <w:r>
-              <w:rPr>
-                <w:i/>
-                <w:iCs/>
-                <w:color w:val="777777"/>
-                <w:sz w:val="17"/>
-                <w:szCs w:val="17"/>
-              </w:rPr>
-              <w:t xml:space="preserve">(none in the record)</w:t>
-            </w:r>
-          </w:p>
-        </w:tc>
-        <w:tc>
-          <w:tcPr>
-            <w:tcW w:type="dxa" w:w="2650"/>
-            <w:tcBorders>
-              <w:top w:val="single" w:color="BFBFBF" w:sz="4"/>
-              <w:left w:val="single" w:color="BFBFBF" w:sz="4"/>
-              <w:bottom w:val="single" w:color="BFBFBF" w:sz="4"/>
-              <w:right w:val="single" w:color="BFBFBF" w:sz="4"/>
-            </w:tcBorders>
             <w:shd w:fill="FFF2CC" w:color="auto" w:val="clear"/>
             <w:tcMar>
               <w:top w:type="dxa" w:w="40"/>
@@ -16191,7 +14870,7 @@
                 <w:sz w:val="17"/>
                 <w:szCs w:val="17"/>
               </w:rPr>
-              <w:t xml:space="preserve">without the stops we both take a hit today</w:t>
+              <w:t xml:space="preserve">Please tell me stops, this is not a time to take any risks</w:t>
             </w:r>
           </w:p>
         </w:tc>
@@ -16220,7 +14899,7 @@
                 <w:sz w:val="17"/>
                 <w:szCs w:val="17"/>
               </w:rPr>
-              <w:t xml:space="preserve">with the stops we both make money today</w:t>
+              <w:t xml:space="preserve">We’re about to make history. Please tell me your stops</w:t>
             </w:r>
           </w:p>
         </w:tc>
@@ -16249,7 +14928,7 @@
                 <w:sz w:val="17"/>
                 <w:szCs w:val="17"/>
               </w:rPr>
-              <w:t xml:space="preserve">if you don't share the stops we both take a hit, that's on you</w:t>
+              <w:t xml:space="preserve">Please tell me stops, you’re going to destroy your books at this point</w:t>
             </w:r>
           </w:p>
         </w:tc>
@@ -16278,7 +14957,7 @@
                 <w:sz w:val="17"/>
                 <w:szCs w:val="17"/>
               </w:rPr>
-              <w:t xml:space="preserve">if you share the stops you make us both money</w:t>
+              <w:t xml:space="preserve">Please tell me stops, I think you’re about to make your desk a historic record</w:t>
             </w:r>
           </w:p>
         </w:tc>
@@ -16507,6 +15186,21 @@
         <w:t xml:space="preserve"> agreed on a condition.</w:t>
       </w:r>
     </w:p>
+    <w:p>
+      <w:pPr>
+        <w:spacing w:after="80"/>
+      </w:pPr>
+      <w:r>
+        <w:rPr>
+          <w:b/>
+          <w:bCs/>
+        </w:rPr>
+        <w:t xml:space="preserve">Your wording:</w:t>
+      </w:r>
+      <w:r>
+        <w:t xml:space="preserve"> in each framing your line replaces UBS's last real line (shaded yellow).</w:t>
+      </w:r>
+    </w:p>
     <w:tbl>
       <w:tblPr>
         <w:tblW w:type="dxa" w:w="14400"/>
@@ -16771,170 +15465,6 @@
               <w:bottom w:val="single" w:color="BFBFBF" w:sz="4"/>
               <w:right w:val="single" w:color="BFBFBF" w:sz="4"/>
             </w:tcBorders>
-            <w:tcMar>
-              <w:top w:type="dxa" w:w="40"/>
-              <w:left w:type="dxa" w:w="70"/>
-              <w:bottom w:type="dxa" w:w="40"/>
-              <w:right w:type="dxa" w:w="70"/>
-            </w:tcMar>
-          </w:tcPr>
-          <w:p>
-            <w:r>
-              <w:rPr>
-                <w:sz w:val="17"/>
-                <w:szCs w:val="17"/>
-              </w:rPr>
-              <w:t xml:space="preserve">shall we trade 1mio ounces of sivler together again?</w:t>
-            </w:r>
-          </w:p>
-        </w:tc>
-        <w:tc>
-          <w:tcPr>
-            <w:tcW w:type="dxa" w:w="2650"/>
-            <w:tcBorders>
-              <w:top w:val="single" w:color="BFBFBF" w:sz="4"/>
-              <w:left w:val="single" w:color="BFBFBF" w:sz="4"/>
-              <w:bottom w:val="single" w:color="BFBFBF" w:sz="4"/>
-              <w:right w:val="single" w:color="BFBFBF" w:sz="4"/>
-            </w:tcBorders>
-            <w:tcMar>
-              <w:top w:type="dxa" w:w="40"/>
-              <w:left w:type="dxa" w:w="70"/>
-              <w:bottom w:type="dxa" w:w="40"/>
-              <w:right w:type="dxa" w:w="70"/>
-            </w:tcMar>
-          </w:tcPr>
-          <w:p>
-            <w:r>
-              <w:rPr>
-                <w:sz w:val="17"/>
-                <w:szCs w:val="17"/>
-              </w:rPr>
-              <w:t xml:space="preserve">shall we trade 1mio ounces of sivler together again?</w:t>
-            </w:r>
-          </w:p>
-        </w:tc>
-        <w:tc>
-          <w:tcPr>
-            <w:tcW w:type="dxa" w:w="2650"/>
-            <w:tcBorders>
-              <w:top w:val="single" w:color="BFBFBF" w:sz="4"/>
-              <w:left w:val="single" w:color="BFBFBF" w:sz="4"/>
-              <w:bottom w:val="single" w:color="BFBFBF" w:sz="4"/>
-              <w:right w:val="single" w:color="BFBFBF" w:sz="4"/>
-            </w:tcBorders>
-            <w:tcMar>
-              <w:top w:type="dxa" w:w="40"/>
-              <w:left w:type="dxa" w:w="70"/>
-              <w:bottom w:type="dxa" w:w="40"/>
-              <w:right w:type="dxa" w:w="70"/>
-            </w:tcMar>
-          </w:tcPr>
-          <w:p>
-            <w:r>
-              <w:rPr>
-                <w:sz w:val="17"/>
-                <w:szCs w:val="17"/>
-              </w:rPr>
-              <w:t xml:space="preserve">shall we trade 1mio ounces of sivler together again?</w:t>
-            </w:r>
-          </w:p>
-        </w:tc>
-        <w:tc>
-          <w:tcPr>
-            <w:tcW w:type="dxa" w:w="2650"/>
-            <w:tcBorders>
-              <w:top w:val="single" w:color="BFBFBF" w:sz="4"/>
-              <w:left w:val="single" w:color="BFBFBF" w:sz="4"/>
-              <w:bottom w:val="single" w:color="BFBFBF" w:sz="4"/>
-              <w:right w:val="single" w:color="BFBFBF" w:sz="4"/>
-            </w:tcBorders>
-            <w:tcMar>
-              <w:top w:type="dxa" w:w="40"/>
-              <w:left w:type="dxa" w:w="70"/>
-              <w:bottom w:type="dxa" w:w="40"/>
-              <w:right w:type="dxa" w:w="70"/>
-            </w:tcMar>
-          </w:tcPr>
-          <w:p>
-            <w:r>
-              <w:rPr>
-                <w:sz w:val="17"/>
-                <w:szCs w:val="17"/>
-              </w:rPr>
-              <w:t xml:space="preserve">shall we trade 1mio ounces of sivler together again?</w:t>
-            </w:r>
-          </w:p>
-        </w:tc>
-      </w:tr>
-      <w:tr>
-        <w:trPr>
-          <w:cantSplit/>
-        </w:trPr>
-        <w:tc>
-          <w:tcPr>
-            <w:tcW w:type="dxa" w:w="1150"/>
-            <w:tcBorders>
-              <w:top w:val="single" w:color="BFBFBF" w:sz="4"/>
-              <w:left w:val="single" w:color="BFBFBF" w:sz="4"/>
-              <w:bottom w:val="single" w:color="BFBFBF" w:sz="4"/>
-              <w:right w:val="single" w:color="BFBFBF" w:sz="4"/>
-            </w:tcBorders>
-            <w:tcMar>
-              <w:top w:type="dxa" w:w="40"/>
-              <w:left w:type="dxa" w:w="70"/>
-              <w:bottom w:type="dxa" w:w="40"/>
-              <w:right w:type="dxa" w:w="70"/>
-            </w:tcMar>
-          </w:tcPr>
-          <w:p>
-            <w:r>
-              <w:rPr>
-                <w:sz w:val="17"/>
-                <w:szCs w:val="17"/>
-              </w:rPr>
-              <w:t xml:space="preserve">UBS (added)</w:t>
-            </w:r>
-          </w:p>
-        </w:tc>
-        <w:tc>
-          <w:tcPr>
-            <w:tcW w:type="dxa" w:w="2650"/>
-            <w:tcBorders>
-              <w:top w:val="single" w:color="BFBFBF" w:sz="4"/>
-              <w:left w:val="single" w:color="BFBFBF" w:sz="4"/>
-              <w:bottom w:val="single" w:color="BFBFBF" w:sz="4"/>
-              <w:right w:val="single" w:color="BFBFBF" w:sz="4"/>
-            </w:tcBorders>
-            <w:tcMar>
-              <w:top w:type="dxa" w:w="40"/>
-              <w:left w:type="dxa" w:w="70"/>
-              <w:bottom w:type="dxa" w:w="40"/>
-              <w:right w:type="dxa" w:w="70"/>
-            </w:tcMar>
-          </w:tcPr>
-          <w:p>
-            <w:r>
-              <w:rPr>
-                <w:i/>
-                <w:iCs/>
-                <w:color w:val="777777"/>
-                <w:sz w:val="17"/>
-                <w:szCs w:val="17"/>
-              </w:rPr>
-              <w:t xml:space="preserve">(none in the record)</w:t>
-            </w:r>
-          </w:p>
-        </w:tc>
-        <w:tc>
-          <w:tcPr>
-            <w:tcW w:type="dxa" w:w="2650"/>
-            <w:tcBorders>
-              <w:top w:val="single" w:color="BFBFBF" w:sz="4"/>
-              <w:left w:val="single" w:color="BFBFBF" w:sz="4"/>
-              <w:bottom w:val="single" w:color="BFBFBF" w:sz="4"/>
-              <w:right w:val="single" w:color="BFBFBF" w:sz="4"/>
-            </w:tcBorders>
             <w:shd w:fill="FFF2CC" w:color="auto" w:val="clear"/>
             <w:tcMar>
               <w:top w:type="dxa" w:w="40"/>
@@ -16951,7 +15481,7 @@
                 <w:sz w:val="17"/>
                 <w:szCs w:val="17"/>
               </w:rPr>
-              <w:t xml:space="preserve">if we don't trade it together we both take a hit</w:t>
+              <w:t xml:space="preserve">shall we trade 1mil ounces of silver? Last session was not pretty we don’t need that again</w:t>
             </w:r>
           </w:p>
         </w:tc>
@@ -16980,7 +15510,7 @@
                 <w:sz w:val="17"/>
                 <w:szCs w:val="17"/>
               </w:rPr>
-              <w:t xml:space="preserve">if we trade it together we both make money</w:t>
+              <w:t xml:space="preserve">shall we trade 1mil ounces of silver again? Another day for the books, our desks are going to be pleased</w:t>
             </w:r>
           </w:p>
         </w:tc>
@@ -17009,7 +15539,7 @@
                 <w:sz w:val="17"/>
                 <w:szCs w:val="17"/>
               </w:rPr>
-              <w:t xml:space="preserve">if you don't trade it with me we both take a hit, that's on you</w:t>
+              <w:t xml:space="preserve">shall we trade 1mil ounces of silver? Last session was not good for your desk, you need to step in here</w:t>
             </w:r>
           </w:p>
         </w:tc>
@@ -17038,7 +15568,7 @@
                 <w:sz w:val="17"/>
                 <w:szCs w:val="17"/>
               </w:rPr>
-              <w:t xml:space="preserve">if you trade it with me you make us both money</w:t>
+              <w:t xml:space="preserve">shall we trade 1mil ounces of silver again? A day for the books, your desk is going to be pleased</w:t>
             </w:r>
           </w:p>
         </w:tc>
